--- a/Examenes/EXAMEN CLASES PARTICULARES.docx
+++ b/Examenes/EXAMEN CLASES PARTICULARES.docx
@@ -33,19 +33,73 @@
         <w:rPr>
           <w:rFonts w:ascii="CIDFont+F2" w:hAnsi="CIDFont+F2" w:cs="CIDFont+F2"/>
         </w:rPr>
-        <w:t>¿Java es un lenguaje compilado o interpretado? ¿Cuál es la</w:t>
-      </w:r>
-      <w:r>
-        <w:rPr>
-          <w:rFonts w:ascii="CIDFont+F2" w:hAnsi="CIDFont+F2" w:cs="CIDFont+F2"/>
-        </w:rPr>
-        <w:t xml:space="preserve"> </w:t>
-      </w:r>
-      <w:r>
-        <w:rPr>
-          <w:rFonts w:ascii="CIDFont+F2" w:hAnsi="CIDFont+F2" w:cs="CIDFont+F2"/>
-        </w:rPr>
-        <w:t>diferencia entre ambos?</w:t>
+        <w:t>¿Java es un lenguaje compilado o interpretado? ¿Cuál es la diferencia entre ambos?</w:t>
+      </w:r>
+    </w:p>
+    <w:p>
+      <w:pPr>
+        <w:autoSpaceDE w:val="0"/>
+        <w:autoSpaceDN w:val="0"/>
+        <w:adjustRightInd w:val="0"/>
+        <w:spacing w:after="0" w:line="240" w:lineRule="auto"/>
+        <w:rPr>
+          <w:rFonts w:ascii="CIDFont+F2" w:hAnsi="CIDFont+F2" w:cs="CIDFont+F2"/>
+        </w:rPr>
+      </w:pPr>
+    </w:p>
+    <w:p>
+      <w:pPr>
+        <w:autoSpaceDE w:val="0"/>
+        <w:autoSpaceDN w:val="0"/>
+        <w:adjustRightInd w:val="0"/>
+        <w:spacing w:after="0" w:line="240" w:lineRule="auto"/>
+        <w:rPr>
+          <w:rFonts w:ascii="CIDFont+F2" w:hAnsi="CIDFont+F2" w:cs="CIDFont+F2"/>
+          <w:b/>
+          <w:bCs/>
+        </w:rPr>
+      </w:pPr>
+      <w:r>
+        <w:rPr>
+          <w:rFonts w:ascii="CIDFont+F2" w:hAnsi="CIDFont+F2" w:cs="CIDFont+F2"/>
+          <w:b/>
+          <w:bCs/>
+        </w:rPr>
+        <w:t xml:space="preserve">Java es un lenguaje compilado, </w:t>
+      </w:r>
+      <w:r>
+        <w:rPr>
+          <w:rFonts w:ascii="CIDFont+F2" w:hAnsi="CIDFont+F2" w:cs="CIDFont+F2"/>
+          <w:b/>
+          <w:bCs/>
+        </w:rPr>
+        <w:t xml:space="preserve">el lenguaje </w:t>
+      </w:r>
+      <w:r>
+        <w:rPr>
+          <w:rFonts w:ascii="CIDFont+F2" w:hAnsi="CIDFont+F2" w:cs="CIDFont+F2"/>
+          <w:b/>
+          <w:bCs/>
+        </w:rPr>
+        <w:t xml:space="preserve">interprete, es convertir lo que escribes a código </w:t>
+      </w:r>
+      <w:proofErr w:type="spellStart"/>
+      <w:r>
+        <w:rPr>
+          <w:rFonts w:ascii="CIDFont+F2" w:hAnsi="CIDFont+F2" w:cs="CIDFont+F2"/>
+          <w:b/>
+          <w:bCs/>
+        </w:rPr>
+        <w:t>maquina</w:t>
+      </w:r>
+      <w:proofErr w:type="spellEnd"/>
+      <w:r>
+        <w:rPr>
+          <w:rFonts w:ascii="CIDFont+F2" w:hAnsi="CIDFont+F2" w:cs="CIDFont+F2"/>
+          <w:b/>
+          <w:bCs/>
+        </w:rPr>
+        <w:t xml:space="preserve">, y el interpretado el programa se ejecuta antes </w:t>
       </w:r>
     </w:p>
     <w:p>
@@ -840,19 +894,7 @@
         <w:rPr>
           <w:rFonts w:ascii="CIDFont+F2" w:hAnsi="CIDFont+F2" w:cs="CIDFont+F2"/>
         </w:rPr>
-        <w:t>Crea variable que almacenen los siguientes datos: “Perro”, 2.0,</w:t>
-      </w:r>
-      <w:r>
-        <w:rPr>
-          <w:rFonts w:ascii="CIDFont+F2" w:hAnsi="CIDFont+F2" w:cs="CIDFont+F2"/>
-        </w:rPr>
-        <w:t xml:space="preserve"> </w:t>
-      </w:r>
-      <w:r>
-        <w:rPr>
-          <w:rFonts w:ascii="CIDFont+F2" w:hAnsi="CIDFont+F2" w:cs="CIDFont+F2"/>
-        </w:rPr>
-        <w:t>false, “Juan”, 480, ‘C’, 325, true, 6.25, ‘m’.</w:t>
+        <w:t>Crea variable que almacenen los siguientes datos: “Perro”, 2.0, false, “Juan”, 480, ‘C’, 325, true, 6.25, ‘m’.</w:t>
       </w:r>
     </w:p>
     <w:p>
@@ -920,31 +962,7 @@
         <w:rPr>
           <w:rFonts w:ascii="CIDFont+F2" w:hAnsi="CIDFont+F2" w:cs="CIDFont+F2"/>
         </w:rPr>
-        <w:t>Crea un programa que almacene en dos variables dos números</w:t>
-      </w:r>
-      <w:r>
-        <w:rPr>
-          <w:rFonts w:ascii="CIDFont+F2" w:hAnsi="CIDFont+F2" w:cs="CIDFont+F2"/>
-        </w:rPr>
-        <w:t xml:space="preserve"> </w:t>
-      </w:r>
-      <w:r>
-        <w:rPr>
-          <w:rFonts w:ascii="CIDFont+F2" w:hAnsi="CIDFont+F2" w:cs="CIDFont+F2"/>
-        </w:rPr>
-        <w:t>distintos y, en otras variables,</w:t>
-      </w:r>
-      <w:r>
-        <w:rPr>
-          <w:rFonts w:ascii="CIDFont+F2" w:hAnsi="CIDFont+F2" w:cs="CIDFont+F2"/>
-        </w:rPr>
-        <w:t xml:space="preserve"> s</w:t>
-      </w:r>
-      <w:r>
-        <w:rPr>
-          <w:rFonts w:ascii="CIDFont+F2" w:hAnsi="CIDFont+F2" w:cs="CIDFont+F2"/>
-        </w:rPr>
-        <w:t>e almacenen los resultados de sumar, restar,</w:t>
+        <w:t>Crea un programa que almacene en dos variables dos números distintos y, en otras variables, se almacenen los resultados de sumar, restar,</w:t>
       </w:r>
     </w:p>
     <w:p>
@@ -1032,19 +1050,7 @@
         <w:rPr>
           <w:rFonts w:ascii="CIDFont+F2" w:hAnsi="CIDFont+F2" w:cs="CIDFont+F2"/>
         </w:rPr>
-        <w:t>Crea un programa que pida por teclado un número, lo</w:t>
-      </w:r>
-      <w:r>
-        <w:rPr>
-          <w:rFonts w:ascii="CIDFont+F2" w:hAnsi="CIDFont+F2" w:cs="CIDFont+F2"/>
-        </w:rPr>
-        <w:t xml:space="preserve"> </w:t>
-      </w:r>
-      <w:r>
-        <w:rPr>
-          <w:rFonts w:ascii="CIDFont+F2" w:hAnsi="CIDFont+F2" w:cs="CIDFont+F2"/>
-        </w:rPr>
-        <w:t>multiplique por 10 y lo imprima por pantalla</w:t>
+        <w:t>Crea un programa que pida por teclado un número, lo multiplique por 10 y lo imprima por pantalla</w:t>
       </w:r>
     </w:p>
     <w:p>

--- a/Examenes/EXAMEN CLASES PARTICULARES.docx
+++ b/Examenes/EXAMEN CLASES PARTICULARES.docx
@@ -83,16 +83,14 @@
         </w:rPr>
         <w:t xml:space="preserve">interprete, es convertir lo que escribes a código </w:t>
       </w:r>
-      <w:proofErr w:type="spellStart"/>
-      <w:r>
-        <w:rPr>
-          <w:rFonts w:ascii="CIDFont+F2" w:hAnsi="CIDFont+F2" w:cs="CIDFont+F2"/>
-          <w:b/>
-          <w:bCs/>
-        </w:rPr>
-        <w:t>maquina</w:t>
-      </w:r>
-      <w:proofErr w:type="spellEnd"/>
+      <w:r>
+        <w:rPr>
+          <w:rFonts w:ascii="CIDFont+F2" w:hAnsi="CIDFont+F2" w:cs="CIDFont+F2"/>
+          <w:b/>
+          <w:bCs/>
+        </w:rPr>
+        <w:t>máquina</w:t>
+      </w:r>
       <w:r>
         <w:rPr>
           <w:rFonts w:ascii="CIDFont+F2" w:hAnsi="CIDFont+F2" w:cs="CIDFont+F2"/>
@@ -205,7 +203,7 @@
                     </pic:cNvPicPr>
                   </pic:nvPicPr>
                   <pic:blipFill>
-                    <a:blip r:embed="rId4">
+                    <a:blip r:embed="rId5">
                       <a:extLst>
                         <a:ext uri="{28A0092B-C50C-407E-A947-70E740481C1C}">
                           <a14:useLocalDpi xmlns:a14="http://schemas.microsoft.com/office/drawing/2010/main" val="0"/>
@@ -299,7 +297,7 @@
                     </pic:cNvPicPr>
                   </pic:nvPicPr>
                   <pic:blipFill>
-                    <a:blip r:embed="rId5">
+                    <a:blip r:embed="rId6">
                       <a:extLst>
                         <a:ext uri="{28A0092B-C50C-407E-A947-70E740481C1C}">
                           <a14:useLocalDpi xmlns:a14="http://schemas.microsoft.com/office/drawing/2010/main" val="0"/>
@@ -393,7 +391,7 @@
                     </pic:cNvPicPr>
                   </pic:nvPicPr>
                   <pic:blipFill>
-                    <a:blip r:embed="rId6">
+                    <a:blip r:embed="rId7">
                       <a:extLst>
                         <a:ext uri="{28A0092B-C50C-407E-A947-70E740481C1C}">
                           <a14:useLocalDpi xmlns:a14="http://schemas.microsoft.com/office/drawing/2010/main" val="0"/>
@@ -473,7 +471,7 @@
                     </pic:cNvPicPr>
                   </pic:nvPicPr>
                   <pic:blipFill>
-                    <a:blip r:embed="rId7" cstate="print">
+                    <a:blip r:embed="rId8" cstate="print">
                       <a:extLst>
                         <a:ext uri="{28A0092B-C50C-407E-A947-70E740481C1C}">
                           <a14:useLocalDpi xmlns:a14="http://schemas.microsoft.com/office/drawing/2010/main" val="0"/>
@@ -559,7 +557,7 @@
                     </pic:cNvPicPr>
                   </pic:nvPicPr>
                   <pic:blipFill>
-                    <a:blip r:embed="rId8" cstate="print">
+                    <a:blip r:embed="rId9" cstate="print">
                       <a:extLst>
                         <a:ext uri="{28A0092B-C50C-407E-A947-70E740481C1C}">
                           <a14:useLocalDpi xmlns:a14="http://schemas.microsoft.com/office/drawing/2010/main" val="0"/>
@@ -673,7 +671,7 @@
                     </pic:cNvPicPr>
                   </pic:nvPicPr>
                   <pic:blipFill>
-                    <a:blip r:embed="rId9">
+                    <a:blip r:embed="rId10">
                       <a:extLst>
                         <a:ext uri="{28A0092B-C50C-407E-A947-70E740481C1C}">
                           <a14:useLocalDpi xmlns:a14="http://schemas.microsoft.com/office/drawing/2010/main" val="0"/>
@@ -779,7 +777,7 @@
                     </pic:cNvPicPr>
                   </pic:nvPicPr>
                   <pic:blipFill>
-                    <a:blip r:embed="rId10">
+                    <a:blip r:embed="rId11">
                       <a:extLst>
                         <a:ext uri="{28A0092B-C50C-407E-A947-70E740481C1C}">
                           <a14:useLocalDpi xmlns:a14="http://schemas.microsoft.com/office/drawing/2010/main" val="0"/>
@@ -856,6 +854,150 @@
           <w:u w:val="single"/>
         </w:rPr>
       </w:pPr>
+    </w:p>
+    <w:p>
+      <w:pPr>
+        <w:autoSpaceDE w:val="0"/>
+        <w:autoSpaceDN w:val="0"/>
+        <w:adjustRightInd w:val="0"/>
+        <w:spacing w:after="0" w:line="240" w:lineRule="auto"/>
+        <w:rPr>
+          <w:rFonts w:ascii="CIDFont+F2" w:hAnsi="CIDFont+F2" w:cs="CIDFont+F2"/>
+        </w:rPr>
+      </w:pPr>
+      <w:r>
+        <w:rPr>
+          <w:rFonts w:ascii="CIDFont+F2" w:hAnsi="CIDFont+F2" w:cs="CIDFont+F2"/>
+        </w:rPr>
+        <w:t>Las partes erróneas del código, son</w:t>
+      </w:r>
+    </w:p>
+    <w:p>
+      <w:pPr>
+        <w:autoSpaceDE w:val="0"/>
+        <w:autoSpaceDN w:val="0"/>
+        <w:adjustRightInd w:val="0"/>
+        <w:spacing w:after="0" w:line="240" w:lineRule="auto"/>
+        <w:rPr>
+          <w:rFonts w:ascii="CIDFont+F2" w:hAnsi="CIDFont+F2" w:cs="CIDFont+F2"/>
+        </w:rPr>
+      </w:pPr>
+    </w:p>
+    <w:p>
+      <w:pPr>
+        <w:pStyle w:val="Prrafodelista"/>
+        <w:numPr>
+          <w:ilvl w:val="0"/>
+          <w:numId w:val="1"/>
+        </w:numPr>
+        <w:autoSpaceDE w:val="0"/>
+        <w:autoSpaceDN w:val="0"/>
+        <w:adjustRightInd w:val="0"/>
+        <w:spacing w:after="0" w:line="240" w:lineRule="auto"/>
+        <w:rPr>
+          <w:rFonts w:ascii="CIDFont+F2" w:hAnsi="CIDFont+F2" w:cs="CIDFont+F2"/>
+        </w:rPr>
+      </w:pPr>
+      <w:r>
+        <w:rPr>
+          <w:rFonts w:ascii="CIDFont+F2" w:hAnsi="CIDFont+F2" w:cs="CIDFont+F2"/>
+        </w:rPr>
+        <w:t>a</w:t>
+      </w:r>
+    </w:p>
+    <w:p>
+      <w:pPr>
+        <w:pStyle w:val="Prrafodelista"/>
+        <w:numPr>
+          <w:ilvl w:val="0"/>
+          <w:numId w:val="1"/>
+        </w:numPr>
+        <w:autoSpaceDE w:val="0"/>
+        <w:autoSpaceDN w:val="0"/>
+        <w:adjustRightInd w:val="0"/>
+        <w:spacing w:after="0" w:line="240" w:lineRule="auto"/>
+        <w:rPr>
+          <w:rFonts w:ascii="CIDFont+F2" w:hAnsi="CIDFont+F2" w:cs="CIDFont+F2"/>
+        </w:rPr>
+      </w:pPr>
+      <w:r>
+        <w:rPr>
+          <w:rFonts w:ascii="CIDFont+F2" w:hAnsi="CIDFont+F2" w:cs="CIDFont+F2"/>
+        </w:rPr>
+        <w:t>b</w:t>
+      </w:r>
+    </w:p>
+    <w:p>
+      <w:pPr>
+        <w:pStyle w:val="Prrafodelista"/>
+        <w:numPr>
+          <w:ilvl w:val="0"/>
+          <w:numId w:val="1"/>
+        </w:numPr>
+        <w:autoSpaceDE w:val="0"/>
+        <w:autoSpaceDN w:val="0"/>
+        <w:adjustRightInd w:val="0"/>
+        <w:spacing w:after="0" w:line="240" w:lineRule="auto"/>
+        <w:rPr>
+          <w:rFonts w:ascii="CIDFont+F2" w:hAnsi="CIDFont+F2" w:cs="CIDFont+F2"/>
+        </w:rPr>
+      </w:pPr>
+      <w:r>
+        <w:rPr>
+          <w:rFonts w:ascii="CIDFont+F2" w:hAnsi="CIDFont+F2" w:cs="CIDFont+F2"/>
+        </w:rPr>
+        <w:t>c</w:t>
+      </w:r>
+    </w:p>
+    <w:p>
+      <w:pPr>
+        <w:pStyle w:val="Prrafodelista"/>
+        <w:numPr>
+          <w:ilvl w:val="0"/>
+          <w:numId w:val="1"/>
+        </w:numPr>
+        <w:autoSpaceDE w:val="0"/>
+        <w:autoSpaceDN w:val="0"/>
+        <w:adjustRightInd w:val="0"/>
+        <w:spacing w:after="0" w:line="240" w:lineRule="auto"/>
+        <w:rPr>
+          <w:rFonts w:ascii="CIDFont+F2" w:hAnsi="CIDFont+F2" w:cs="CIDFont+F2"/>
+        </w:rPr>
+      </w:pPr>
+      <w:r>
+        <w:rPr>
+          <w:rFonts w:ascii="CIDFont+F2" w:hAnsi="CIDFont+F2" w:cs="CIDFont+F2"/>
+        </w:rPr>
+        <w:t>g</w:t>
+      </w:r>
+    </w:p>
+    <w:p>
+      <w:pPr>
+        <w:autoSpaceDE w:val="0"/>
+        <w:autoSpaceDN w:val="0"/>
+        <w:adjustRightInd w:val="0"/>
+        <w:spacing w:after="0" w:line="240" w:lineRule="auto"/>
+        <w:rPr>
+          <w:rFonts w:ascii="CIDFont+F2" w:hAnsi="CIDFont+F2" w:cs="CIDFont+F2"/>
+          <w:b/>
+          <w:bCs/>
+          <w:u w:val="single"/>
+        </w:rPr>
+      </w:pPr>
+    </w:p>
+    <w:p>
+      <w:pPr>
+        <w:autoSpaceDE w:val="0"/>
+        <w:autoSpaceDN w:val="0"/>
+        <w:adjustRightInd w:val="0"/>
+        <w:spacing w:after="0" w:line="240" w:lineRule="auto"/>
+        <w:rPr>
+          <w:rFonts w:ascii="CIDFont+F2" w:hAnsi="CIDFont+F2" w:cs="CIDFont+F2"/>
+          <w:b/>
+          <w:bCs/>
+          <w:u w:val="single"/>
+        </w:rPr>
+      </w:pPr>
       <w:r>
         <w:rPr>
           <w:rFonts w:ascii="CIDFont+F2" w:hAnsi="CIDFont+F2" w:cs="CIDFont+F2"/>
@@ -1123,6 +1265,7 @@
         <w:rPr>
           <w:noProof/>
         </w:rPr>
+        <w:lastRenderedPageBreak/>
         <w:drawing>
           <wp:inline distT="0" distB="0" distL="0" distR="0" wp14:anchorId="1FF0A9D4" wp14:editId="293DE3C6">
             <wp:extent cx="2139002" cy="1660369"/>
@@ -1141,7 +1284,7 @@
                     </pic:cNvPicPr>
                   </pic:nvPicPr>
                   <pic:blipFill>
-                    <a:blip r:embed="rId11" cstate="print">
+                    <a:blip r:embed="rId12" cstate="print">
                       <a:extLst>
                         <a:ext uri="{28A0092B-C50C-407E-A947-70E740481C1C}">
                           <a14:useLocalDpi xmlns:a14="http://schemas.microsoft.com/office/drawing/2010/main" val="0"/>
@@ -1207,6 +1350,127 @@
     </w:sectPr>
   </w:body>
 </w:document>
+</file>
+
+<file path=word/numbering.xml><?xml version="1.0" encoding="utf-8"?>
+<w:numbering xmlns:wpc="http://schemas.microsoft.com/office/word/2010/wordprocessingCanvas" xmlns:cx="http://schemas.microsoft.com/office/drawing/2014/chartex" xmlns:cx1="http://schemas.microsoft.com/office/drawing/2015/9/8/chartex" xmlns:cx2="http://schemas.microsoft.com/office/drawing/2015/10/21/chartex" xmlns:cx3="http://schemas.microsoft.com/office/drawing/2016/5/9/chartex" xmlns:cx4="http://schemas.microsoft.com/office/drawing/2016/5/10/chartex" xmlns:cx5="http://schemas.microsoft.com/office/drawing/2016/5/11/chartex" xmlns:cx6="http://schemas.microsoft.com/office/drawing/2016/5/12/chartex" xmlns:cx7="http://schemas.microsoft.com/office/drawing/2016/5/13/chartex" xmlns:cx8="http://schemas.microsoft.com/office/drawing/2016/5/14/chartex" xmlns:mc="http://schemas.openxmlformats.org/markup-compatibility/2006" xmlns:aink="http://schemas.microsoft.com/office/drawing/2016/ink" xmlns:am3d="http://schemas.microsoft.com/office/drawing/2017/model3d" xmlns:o="urn:schemas-microsoft-com:office:office" xmlns:r="http://schemas.openxmlformats.org/officeDocument/2006/relationships" xmlns:m="http://schemas.openxmlformats.org/officeDocument/2006/math" xmlns:v="urn:schemas-microsoft-com:vml" xmlns:wp14="http://schemas.microsoft.com/office/word/2010/wordprocessingDrawing" xmlns:wp="http://schemas.openxmlformats.org/drawingml/2006/wordprocessingDrawing" xmlns:w10="urn:schemas-microsoft-com:office:word" xmlns:w="http://schemas.openxmlformats.org/wordprocessingml/2006/main" xmlns:w14="http://schemas.microsoft.com/office/word/2010/wordml" xmlns:w15="http://schemas.microsoft.com/office/word/2012/wordml" xmlns:w16cex="http://schemas.microsoft.com/office/word/2018/wordml/cex" xmlns:w16cid="http://schemas.microsoft.com/office/word/2016/wordml/cid" xmlns:w16="http://schemas.microsoft.com/office/word/2018/wordml" xmlns:w16sdtdh="http://schemas.microsoft.com/office/word/2020/wordml/sdtdatahash" xmlns:w16se="http://schemas.microsoft.com/office/word/2015/wordml/symex" xmlns:wpg="http://schemas.microsoft.com/office/word/2010/wordprocessingGroup" xmlns:wpi="http://schemas.microsoft.com/office/word/2010/wordprocessingInk" xmlns:wne="http://schemas.microsoft.com/office/word/2006/wordml" xmlns:wps="http://schemas.microsoft.com/office/word/2010/wordprocessingShape" mc:Ignorable="w14 w15 w16se w16cid w16 w16cex w16sdtdh wp14">
+  <w:abstractNum w:abstractNumId="0" w15:restartNumberingAfterBreak="0">
+    <w:nsid w:val="1DE80982"/>
+    <w:multiLevelType w:val="hybridMultilevel"/>
+    <w:tmpl w:val="E250A37C"/>
+    <w:lvl w:ilvl="0" w:tplc="0C0A0001">
+      <w:start w:val="1"/>
+      <w:numFmt w:val="bullet"/>
+      <w:lvlText w:val=""/>
+      <w:lvlJc w:val="left"/>
+      <w:pPr>
+        <w:ind w:left="720" w:hanging="360"/>
+      </w:pPr>
+      <w:rPr>
+        <w:rFonts w:ascii="Symbol" w:hAnsi="Symbol" w:hint="default"/>
+      </w:rPr>
+    </w:lvl>
+    <w:lvl w:ilvl="1" w:tplc="0C0A0003" w:tentative="1">
+      <w:start w:val="1"/>
+      <w:numFmt w:val="bullet"/>
+      <w:lvlText w:val="o"/>
+      <w:lvlJc w:val="left"/>
+      <w:pPr>
+        <w:ind w:left="1440" w:hanging="360"/>
+      </w:pPr>
+      <w:rPr>
+        <w:rFonts w:ascii="Courier New" w:hAnsi="Courier New" w:cs="Courier New" w:hint="default"/>
+      </w:rPr>
+    </w:lvl>
+    <w:lvl w:ilvl="2" w:tplc="0C0A0005" w:tentative="1">
+      <w:start w:val="1"/>
+      <w:numFmt w:val="bullet"/>
+      <w:lvlText w:val=""/>
+      <w:lvlJc w:val="left"/>
+      <w:pPr>
+        <w:ind w:left="2160" w:hanging="360"/>
+      </w:pPr>
+      <w:rPr>
+        <w:rFonts w:ascii="Wingdings" w:hAnsi="Wingdings" w:hint="default"/>
+      </w:rPr>
+    </w:lvl>
+    <w:lvl w:ilvl="3" w:tplc="0C0A0001" w:tentative="1">
+      <w:start w:val="1"/>
+      <w:numFmt w:val="bullet"/>
+      <w:lvlText w:val=""/>
+      <w:lvlJc w:val="left"/>
+      <w:pPr>
+        <w:ind w:left="2880" w:hanging="360"/>
+      </w:pPr>
+      <w:rPr>
+        <w:rFonts w:ascii="Symbol" w:hAnsi="Symbol" w:hint="default"/>
+      </w:rPr>
+    </w:lvl>
+    <w:lvl w:ilvl="4" w:tplc="0C0A0003" w:tentative="1">
+      <w:start w:val="1"/>
+      <w:numFmt w:val="bullet"/>
+      <w:lvlText w:val="o"/>
+      <w:lvlJc w:val="left"/>
+      <w:pPr>
+        <w:ind w:left="3600" w:hanging="360"/>
+      </w:pPr>
+      <w:rPr>
+        <w:rFonts w:ascii="Courier New" w:hAnsi="Courier New" w:cs="Courier New" w:hint="default"/>
+      </w:rPr>
+    </w:lvl>
+    <w:lvl w:ilvl="5" w:tplc="0C0A0005" w:tentative="1">
+      <w:start w:val="1"/>
+      <w:numFmt w:val="bullet"/>
+      <w:lvlText w:val=""/>
+      <w:lvlJc w:val="left"/>
+      <w:pPr>
+        <w:ind w:left="4320" w:hanging="360"/>
+      </w:pPr>
+      <w:rPr>
+        <w:rFonts w:ascii="Wingdings" w:hAnsi="Wingdings" w:hint="default"/>
+      </w:rPr>
+    </w:lvl>
+    <w:lvl w:ilvl="6" w:tplc="0C0A0001" w:tentative="1">
+      <w:start w:val="1"/>
+      <w:numFmt w:val="bullet"/>
+      <w:lvlText w:val=""/>
+      <w:lvlJc w:val="left"/>
+      <w:pPr>
+        <w:ind w:left="5040" w:hanging="360"/>
+      </w:pPr>
+      <w:rPr>
+        <w:rFonts w:ascii="Symbol" w:hAnsi="Symbol" w:hint="default"/>
+      </w:rPr>
+    </w:lvl>
+    <w:lvl w:ilvl="7" w:tplc="0C0A0003" w:tentative="1">
+      <w:start w:val="1"/>
+      <w:numFmt w:val="bullet"/>
+      <w:lvlText w:val="o"/>
+      <w:lvlJc w:val="left"/>
+      <w:pPr>
+        <w:ind w:left="5760" w:hanging="360"/>
+      </w:pPr>
+      <w:rPr>
+        <w:rFonts w:ascii="Courier New" w:hAnsi="Courier New" w:cs="Courier New" w:hint="default"/>
+      </w:rPr>
+    </w:lvl>
+    <w:lvl w:ilvl="8" w:tplc="0C0A0005" w:tentative="1">
+      <w:start w:val="1"/>
+      <w:numFmt w:val="bullet"/>
+      <w:lvlText w:val=""/>
+      <w:lvlJc w:val="left"/>
+      <w:pPr>
+        <w:ind w:left="6480" w:hanging="360"/>
+      </w:pPr>
+      <w:rPr>
+        <w:rFonts w:ascii="Wingdings" w:hAnsi="Wingdings" w:hint="default"/>
+      </w:rPr>
+    </w:lvl>
+  </w:abstractNum>
+  <w:num w:numId="1">
+    <w:abstractNumId w:val="0"/>
+  </w:num>
+</w:numbering>
 </file>
 
 <file path=word/styles.xml><?xml version="1.0" encoding="utf-8"?>
@@ -1635,6 +1899,17 @@
     <w:semiHidden/>
     <w:unhideWhenUsed/>
   </w:style>
+  <w:style w:type="paragraph" w:styleId="Prrafodelista">
+    <w:name w:val="List Paragraph"/>
+    <w:basedOn w:val="Normal"/>
+    <w:uiPriority w:val="34"/>
+    <w:qFormat/>
+    <w:rsid w:val="00FD27CB"/>
+    <w:pPr>
+      <w:ind w:left="720"/>
+      <w:contextualSpacing/>
+    </w:pPr>
+  </w:style>
 </w:styles>
 </file>
 

--- a/Examenes/EXAMEN CLASES PARTICULARES.docx
+++ b/Examenes/EXAMEN CLASES PARTICULARES.docx
@@ -1047,6 +1047,461 @@
         <w:spacing w:after="0" w:line="240" w:lineRule="auto"/>
         <w:rPr>
           <w:rFonts w:ascii="CIDFont+F2" w:hAnsi="CIDFont+F2" w:cs="CIDFont+F2"/>
+        </w:rPr>
+      </w:pPr>
+    </w:p>
+    <w:p>
+      <w:pPr>
+        <w:pStyle w:val="Prrafodelista"/>
+        <w:numPr>
+          <w:ilvl w:val="0"/>
+          <w:numId w:val="2"/>
+        </w:numPr>
+        <w:autoSpaceDE w:val="0"/>
+        <w:autoSpaceDN w:val="0"/>
+        <w:adjustRightInd w:val="0"/>
+        <w:spacing w:after="0" w:line="240" w:lineRule="auto"/>
+        <w:rPr>
+          <w:rFonts w:ascii="CIDFont+F2" w:hAnsi="CIDFont+F2" w:cs="CIDFont+F2"/>
+        </w:rPr>
+      </w:pPr>
+      <w:proofErr w:type="spellStart"/>
+      <w:r>
+        <w:rPr>
+          <w:rFonts w:ascii="CIDFont+F2" w:hAnsi="CIDFont+F2" w:cs="CIDFont+F2"/>
+          <w:b/>
+          <w:bCs/>
+        </w:rPr>
+        <w:t>String</w:t>
+      </w:r>
+      <w:proofErr w:type="spellEnd"/>
+      <w:r>
+        <w:rPr>
+          <w:rFonts w:ascii="CIDFont+F2" w:hAnsi="CIDFont+F2" w:cs="CIDFont+F2"/>
+          <w:b/>
+          <w:bCs/>
+        </w:rPr>
+        <w:t xml:space="preserve"> animal = “Perro”;</w:t>
+      </w:r>
+    </w:p>
+    <w:p>
+      <w:pPr>
+        <w:pStyle w:val="Prrafodelista"/>
+        <w:numPr>
+          <w:ilvl w:val="0"/>
+          <w:numId w:val="2"/>
+        </w:numPr>
+        <w:autoSpaceDE w:val="0"/>
+        <w:autoSpaceDN w:val="0"/>
+        <w:adjustRightInd w:val="0"/>
+        <w:spacing w:after="0" w:line="240" w:lineRule="auto"/>
+        <w:rPr>
+          <w:rFonts w:ascii="CIDFont+F2" w:hAnsi="CIDFont+F2" w:cs="CIDFont+F2"/>
+        </w:rPr>
+      </w:pPr>
+      <w:proofErr w:type="spellStart"/>
+      <w:r>
+        <w:rPr>
+          <w:rFonts w:ascii="CIDFont+F2" w:hAnsi="CIDFont+F2" w:cs="CIDFont+F2"/>
+          <w:b/>
+          <w:bCs/>
+        </w:rPr>
+        <w:t>Float</w:t>
+      </w:r>
+      <w:proofErr w:type="spellEnd"/>
+      <w:r>
+        <w:rPr>
+          <w:rFonts w:ascii="CIDFont+F2" w:hAnsi="CIDFont+F2" w:cs="CIDFont+F2"/>
+          <w:b/>
+          <w:bCs/>
+        </w:rPr>
+        <w:t xml:space="preserve"> </w:t>
+      </w:r>
+      <w:proofErr w:type="spellStart"/>
+      <w:r>
+        <w:rPr>
+          <w:rFonts w:ascii="CIDFont+F2" w:hAnsi="CIDFont+F2" w:cs="CIDFont+F2"/>
+          <w:b/>
+          <w:bCs/>
+        </w:rPr>
+        <w:t>numeroDecimal</w:t>
+      </w:r>
+      <w:proofErr w:type="spellEnd"/>
+      <w:r>
+        <w:rPr>
+          <w:rFonts w:ascii="CIDFont+F2" w:hAnsi="CIDFont+F2" w:cs="CIDFont+F2"/>
+          <w:b/>
+          <w:bCs/>
+        </w:rPr>
+        <w:t xml:space="preserve"> = 2.0;</w:t>
+      </w:r>
+    </w:p>
+    <w:p>
+      <w:pPr>
+        <w:pStyle w:val="Prrafodelista"/>
+        <w:numPr>
+          <w:ilvl w:val="0"/>
+          <w:numId w:val="2"/>
+        </w:numPr>
+        <w:autoSpaceDE w:val="0"/>
+        <w:autoSpaceDN w:val="0"/>
+        <w:adjustRightInd w:val="0"/>
+        <w:spacing w:after="0" w:line="240" w:lineRule="auto"/>
+        <w:rPr>
+          <w:rFonts w:ascii="CIDFont+F2" w:hAnsi="CIDFont+F2" w:cs="CIDFont+F2"/>
+        </w:rPr>
+      </w:pPr>
+      <w:proofErr w:type="spellStart"/>
+      <w:r>
+        <w:rPr>
+          <w:rFonts w:ascii="CIDFont+F2" w:hAnsi="CIDFont+F2" w:cs="CIDFont+F2"/>
+          <w:b/>
+          <w:bCs/>
+        </w:rPr>
+        <w:t>Boolean</w:t>
+      </w:r>
+      <w:proofErr w:type="spellEnd"/>
+      <w:r>
+        <w:rPr>
+          <w:rFonts w:ascii="CIDFont+F2" w:hAnsi="CIDFont+F2" w:cs="CIDFont+F2"/>
+          <w:b/>
+          <w:bCs/>
+        </w:rPr>
+        <w:t xml:space="preserve"> </w:t>
+      </w:r>
+      <w:proofErr w:type="spellStart"/>
+      <w:r>
+        <w:rPr>
+          <w:rFonts w:ascii="CIDFont+F2" w:hAnsi="CIDFont+F2" w:cs="CIDFont+F2"/>
+          <w:b/>
+          <w:bCs/>
+        </w:rPr>
+        <w:t>vof</w:t>
+      </w:r>
+      <w:proofErr w:type="spellEnd"/>
+      <w:r>
+        <w:rPr>
+          <w:rFonts w:ascii="CIDFont+F2" w:hAnsi="CIDFont+F2" w:cs="CIDFont+F2"/>
+          <w:b/>
+          <w:bCs/>
+        </w:rPr>
+        <w:t xml:space="preserve"> = false;</w:t>
+      </w:r>
+    </w:p>
+    <w:p>
+      <w:pPr>
+        <w:pStyle w:val="Prrafodelista"/>
+        <w:numPr>
+          <w:ilvl w:val="0"/>
+          <w:numId w:val="2"/>
+        </w:numPr>
+        <w:autoSpaceDE w:val="0"/>
+        <w:autoSpaceDN w:val="0"/>
+        <w:adjustRightInd w:val="0"/>
+        <w:spacing w:after="0" w:line="240" w:lineRule="auto"/>
+        <w:rPr>
+          <w:rFonts w:ascii="CIDFont+F2" w:hAnsi="CIDFont+F2" w:cs="CIDFont+F2"/>
+        </w:rPr>
+      </w:pPr>
+      <w:proofErr w:type="spellStart"/>
+      <w:r>
+        <w:rPr>
+          <w:rFonts w:ascii="CIDFont+F2" w:hAnsi="CIDFont+F2" w:cs="CIDFont+F2"/>
+          <w:b/>
+          <w:bCs/>
+        </w:rPr>
+        <w:t>String</w:t>
+      </w:r>
+      <w:proofErr w:type="spellEnd"/>
+      <w:r>
+        <w:rPr>
+          <w:rFonts w:ascii="CIDFont+F2" w:hAnsi="CIDFont+F2" w:cs="CIDFont+F2"/>
+          <w:b/>
+          <w:bCs/>
+        </w:rPr>
+        <w:t xml:space="preserve"> nombre = “Juan”;</w:t>
+      </w:r>
+    </w:p>
+    <w:p>
+      <w:pPr>
+        <w:pStyle w:val="Prrafodelista"/>
+        <w:numPr>
+          <w:ilvl w:val="0"/>
+          <w:numId w:val="2"/>
+        </w:numPr>
+        <w:autoSpaceDE w:val="0"/>
+        <w:autoSpaceDN w:val="0"/>
+        <w:adjustRightInd w:val="0"/>
+        <w:spacing w:after="0" w:line="240" w:lineRule="auto"/>
+        <w:rPr>
+          <w:rFonts w:ascii="CIDFont+F2" w:hAnsi="CIDFont+F2" w:cs="CIDFont+F2"/>
+        </w:rPr>
+      </w:pPr>
+      <w:proofErr w:type="spellStart"/>
+      <w:r>
+        <w:rPr>
+          <w:rFonts w:ascii="CIDFont+F2" w:hAnsi="CIDFont+F2" w:cs="CIDFont+F2"/>
+          <w:b/>
+          <w:bCs/>
+        </w:rPr>
+        <w:t>Int</w:t>
+      </w:r>
+      <w:proofErr w:type="spellEnd"/>
+      <w:r>
+        <w:rPr>
+          <w:rFonts w:ascii="CIDFont+F2" w:hAnsi="CIDFont+F2" w:cs="CIDFont+F2"/>
+          <w:b/>
+          <w:bCs/>
+        </w:rPr>
+        <w:t xml:space="preserve"> </w:t>
+      </w:r>
+      <w:proofErr w:type="spellStart"/>
+      <w:r>
+        <w:rPr>
+          <w:rFonts w:ascii="CIDFont+F2" w:hAnsi="CIDFont+F2" w:cs="CIDFont+F2"/>
+          <w:b/>
+          <w:bCs/>
+        </w:rPr>
+        <w:t>number</w:t>
+      </w:r>
+      <w:proofErr w:type="spellEnd"/>
+      <w:r>
+        <w:rPr>
+          <w:rFonts w:ascii="CIDFont+F2" w:hAnsi="CIDFont+F2" w:cs="CIDFont+F2"/>
+          <w:b/>
+          <w:bCs/>
+        </w:rPr>
+        <w:t xml:space="preserve"> = 480;</w:t>
+      </w:r>
+    </w:p>
+    <w:p>
+      <w:pPr>
+        <w:pStyle w:val="Prrafodelista"/>
+        <w:numPr>
+          <w:ilvl w:val="0"/>
+          <w:numId w:val="2"/>
+        </w:numPr>
+        <w:autoSpaceDE w:val="0"/>
+        <w:autoSpaceDN w:val="0"/>
+        <w:adjustRightInd w:val="0"/>
+        <w:spacing w:after="0" w:line="240" w:lineRule="auto"/>
+        <w:rPr>
+          <w:rFonts w:ascii="CIDFont+F2" w:hAnsi="CIDFont+F2" w:cs="CIDFont+F2"/>
+        </w:rPr>
+      </w:pPr>
+      <w:proofErr w:type="spellStart"/>
+      <w:r>
+        <w:rPr>
+          <w:rFonts w:ascii="CIDFont+F2" w:hAnsi="CIDFont+F2" w:cs="CIDFont+F2"/>
+          <w:b/>
+          <w:bCs/>
+        </w:rPr>
+        <w:t>Char</w:t>
+      </w:r>
+      <w:proofErr w:type="spellEnd"/>
+      <w:r>
+        <w:rPr>
+          <w:rFonts w:ascii="CIDFont+F2" w:hAnsi="CIDFont+F2" w:cs="CIDFont+F2"/>
+          <w:b/>
+          <w:bCs/>
+        </w:rPr>
+        <w:t xml:space="preserve"> = ‘C’;</w:t>
+      </w:r>
+    </w:p>
+    <w:p>
+      <w:pPr>
+        <w:pStyle w:val="Prrafodelista"/>
+        <w:numPr>
+          <w:ilvl w:val="0"/>
+          <w:numId w:val="2"/>
+        </w:numPr>
+        <w:autoSpaceDE w:val="0"/>
+        <w:autoSpaceDN w:val="0"/>
+        <w:adjustRightInd w:val="0"/>
+        <w:spacing w:after="0" w:line="240" w:lineRule="auto"/>
+        <w:rPr>
+          <w:rFonts w:ascii="CIDFont+F2" w:hAnsi="CIDFont+F2" w:cs="CIDFont+F2"/>
+        </w:rPr>
+      </w:pPr>
+      <w:proofErr w:type="spellStart"/>
+      <w:r>
+        <w:rPr>
+          <w:rFonts w:ascii="CIDFont+F2" w:hAnsi="CIDFont+F2" w:cs="CIDFont+F2"/>
+          <w:b/>
+          <w:bCs/>
+        </w:rPr>
+        <w:t>Int</w:t>
+      </w:r>
+      <w:proofErr w:type="spellEnd"/>
+      <w:r>
+        <w:rPr>
+          <w:rFonts w:ascii="CIDFont+F2" w:hAnsi="CIDFont+F2" w:cs="CIDFont+F2"/>
+          <w:b/>
+          <w:bCs/>
+        </w:rPr>
+        <w:t xml:space="preserve"> numero = 325;</w:t>
+      </w:r>
+    </w:p>
+    <w:p>
+      <w:pPr>
+        <w:pStyle w:val="Prrafodelista"/>
+        <w:numPr>
+          <w:ilvl w:val="0"/>
+          <w:numId w:val="2"/>
+        </w:numPr>
+        <w:autoSpaceDE w:val="0"/>
+        <w:autoSpaceDN w:val="0"/>
+        <w:adjustRightInd w:val="0"/>
+        <w:spacing w:after="0" w:line="240" w:lineRule="auto"/>
+        <w:rPr>
+          <w:rFonts w:ascii="CIDFont+F2" w:hAnsi="CIDFont+F2" w:cs="CIDFont+F2"/>
+          <w:b/>
+          <w:bCs/>
+        </w:rPr>
+      </w:pPr>
+      <w:proofErr w:type="spellStart"/>
+      <w:r>
+        <w:rPr>
+          <w:rFonts w:ascii="CIDFont+F2" w:hAnsi="CIDFont+F2" w:cs="CIDFont+F2"/>
+          <w:b/>
+          <w:bCs/>
+        </w:rPr>
+        <w:t>Boolean</w:t>
+      </w:r>
+      <w:proofErr w:type="spellEnd"/>
+      <w:r>
+        <w:rPr>
+          <w:rFonts w:ascii="CIDFont+F2" w:hAnsi="CIDFont+F2" w:cs="CIDFont+F2"/>
+          <w:b/>
+          <w:bCs/>
+        </w:rPr>
+        <w:t xml:space="preserve"> verdad = true</w:t>
+      </w:r>
+      <w:r>
+        <w:rPr>
+          <w:rFonts w:ascii="CIDFont+F2" w:hAnsi="CIDFont+F2" w:cs="CIDFont+F2"/>
+          <w:b/>
+          <w:bCs/>
+        </w:rPr>
+        <w:t>;</w:t>
+      </w:r>
+    </w:p>
+    <w:p>
+      <w:pPr>
+        <w:pStyle w:val="Prrafodelista"/>
+        <w:numPr>
+          <w:ilvl w:val="0"/>
+          <w:numId w:val="2"/>
+        </w:numPr>
+        <w:autoSpaceDE w:val="0"/>
+        <w:autoSpaceDN w:val="0"/>
+        <w:adjustRightInd w:val="0"/>
+        <w:spacing w:after="0" w:line="240" w:lineRule="auto"/>
+        <w:rPr>
+          <w:rFonts w:ascii="CIDFont+F2" w:hAnsi="CIDFont+F2" w:cs="CIDFont+F2"/>
+          <w:b/>
+          <w:bCs/>
+        </w:rPr>
+      </w:pPr>
+      <w:proofErr w:type="spellStart"/>
+      <w:r>
+        <w:rPr>
+          <w:rFonts w:ascii="CIDFont+F2" w:hAnsi="CIDFont+F2" w:cs="CIDFont+F2"/>
+          <w:b/>
+          <w:bCs/>
+        </w:rPr>
+        <w:t>Double</w:t>
+      </w:r>
+      <w:proofErr w:type="spellEnd"/>
+      <w:r>
+        <w:rPr>
+          <w:rFonts w:ascii="CIDFont+F2" w:hAnsi="CIDFont+F2" w:cs="CIDFont+F2"/>
+          <w:b/>
+          <w:bCs/>
+        </w:rPr>
+        <w:t xml:space="preserve"> </w:t>
+      </w:r>
+      <w:proofErr w:type="spellStart"/>
+      <w:r>
+        <w:rPr>
+          <w:rFonts w:ascii="CIDFont+F2" w:hAnsi="CIDFont+F2" w:cs="CIDFont+F2"/>
+          <w:b/>
+          <w:bCs/>
+        </w:rPr>
+        <w:t>numbers</w:t>
+      </w:r>
+      <w:proofErr w:type="spellEnd"/>
+      <w:r>
+        <w:rPr>
+          <w:rFonts w:ascii="CIDFont+F2" w:hAnsi="CIDFont+F2" w:cs="CIDFont+F2"/>
+          <w:b/>
+          <w:bCs/>
+        </w:rPr>
+        <w:t xml:space="preserve"> = 6.25;</w:t>
+      </w:r>
+    </w:p>
+    <w:p>
+      <w:pPr>
+        <w:pStyle w:val="Prrafodelista"/>
+        <w:numPr>
+          <w:ilvl w:val="0"/>
+          <w:numId w:val="2"/>
+        </w:numPr>
+        <w:autoSpaceDE w:val="0"/>
+        <w:autoSpaceDN w:val="0"/>
+        <w:adjustRightInd w:val="0"/>
+        <w:spacing w:after="0" w:line="240" w:lineRule="auto"/>
+        <w:rPr>
+          <w:rFonts w:ascii="CIDFont+F2" w:hAnsi="CIDFont+F2" w:cs="CIDFont+F2"/>
+          <w:b/>
+          <w:bCs/>
+        </w:rPr>
+      </w:pPr>
+      <w:proofErr w:type="spellStart"/>
+      <w:r>
+        <w:rPr>
+          <w:rFonts w:ascii="CIDFont+F2" w:hAnsi="CIDFont+F2" w:cs="CIDFont+F2"/>
+          <w:b/>
+          <w:bCs/>
+        </w:rPr>
+        <w:t>Char</w:t>
+      </w:r>
+      <w:proofErr w:type="spellEnd"/>
+      <w:r>
+        <w:rPr>
+          <w:rFonts w:ascii="CIDFont+F2" w:hAnsi="CIDFont+F2" w:cs="CIDFont+F2"/>
+          <w:b/>
+          <w:bCs/>
+        </w:rPr>
+        <w:t xml:space="preserve"> </w:t>
+      </w:r>
+      <w:proofErr w:type="spellStart"/>
+      <w:r>
+        <w:rPr>
+          <w:rFonts w:ascii="CIDFont+F2" w:hAnsi="CIDFont+F2" w:cs="CIDFont+F2"/>
+          <w:b/>
+          <w:bCs/>
+        </w:rPr>
+        <w:t>unCaracter</w:t>
+      </w:r>
+      <w:proofErr w:type="spellEnd"/>
+      <w:r>
+        <w:rPr>
+          <w:rFonts w:ascii="CIDFont+F2" w:hAnsi="CIDFont+F2" w:cs="CIDFont+F2"/>
+          <w:b/>
+          <w:bCs/>
+        </w:rPr>
+        <w:t xml:space="preserve"> = ‘m’</w:t>
+      </w:r>
+    </w:p>
+    <w:p>
+      <w:pPr>
+        <w:autoSpaceDE w:val="0"/>
+        <w:autoSpaceDN w:val="0"/>
+        <w:adjustRightInd w:val="0"/>
+        <w:spacing w:after="0" w:line="240" w:lineRule="auto"/>
+        <w:rPr>
+          <w:rFonts w:ascii="CIDFont+F2" w:hAnsi="CIDFont+F2" w:cs="CIDFont+F2"/>
           <w:b/>
           <w:bCs/>
           <w:u w:val="single"/>
@@ -1115,17 +1570,575 @@
         <w:spacing w:after="0" w:line="240" w:lineRule="auto"/>
         <w:rPr>
           <w:rFonts w:ascii="CIDFont+F2" w:hAnsi="CIDFont+F2" w:cs="CIDFont+F2"/>
+        </w:rPr>
+      </w:pPr>
+      <w:r>
+        <w:rPr>
+          <w:rFonts w:ascii="CIDFont+F2" w:hAnsi="CIDFont+F2" w:cs="CIDFont+F2"/>
+        </w:rPr>
+        <w:t>multiplicar y dividir esos dos números.</w:t>
+      </w:r>
+    </w:p>
+    <w:p>
+      <w:pPr>
+        <w:autoSpaceDE w:val="0"/>
+        <w:autoSpaceDN w:val="0"/>
+        <w:adjustRightInd w:val="0"/>
+        <w:spacing w:after="0" w:line="240" w:lineRule="auto"/>
+        <w:rPr>
+          <w:rFonts w:ascii="CIDFont+F2" w:hAnsi="CIDFont+F2" w:cs="CIDFont+F2"/>
+        </w:rPr>
+      </w:pPr>
+    </w:p>
+    <w:p>
+      <w:pPr>
+        <w:autoSpaceDE w:val="0"/>
+        <w:autoSpaceDN w:val="0"/>
+        <w:adjustRightInd w:val="0"/>
+        <w:spacing w:after="0" w:line="240" w:lineRule="auto"/>
+        <w:rPr>
+          <w:rFonts w:ascii="CIDFont+F2" w:hAnsi="CIDFont+F2" w:cs="CIDFont+F2"/>
+        </w:rPr>
+      </w:pPr>
+    </w:p>
+    <w:p>
+      <w:pPr>
+        <w:autoSpaceDE w:val="0"/>
+        <w:autoSpaceDN w:val="0"/>
+        <w:adjustRightInd w:val="0"/>
+        <w:spacing w:after="0" w:line="240" w:lineRule="auto"/>
+        <w:rPr>
+          <w:rFonts w:ascii="CIDFont+F2" w:hAnsi="CIDFont+F2" w:cs="CIDFont+F2"/>
+        </w:rPr>
+      </w:pPr>
+    </w:p>
+    <w:p>
+      <w:pPr>
+        <w:autoSpaceDE w:val="0"/>
+        <w:autoSpaceDN w:val="0"/>
+        <w:adjustRightInd w:val="0"/>
+        <w:spacing w:after="0" w:line="240" w:lineRule="auto"/>
+        <w:rPr>
+          <w:rFonts w:ascii="CIDFont+F2" w:hAnsi="CIDFont+F2" w:cs="CIDFont+F2"/>
+        </w:rPr>
+      </w:pPr>
+    </w:p>
+    <w:p>
+      <w:pPr>
+        <w:autoSpaceDE w:val="0"/>
+        <w:autoSpaceDN w:val="0"/>
+        <w:adjustRightInd w:val="0"/>
+        <w:spacing w:after="0" w:line="240" w:lineRule="auto"/>
+        <w:rPr>
+          <w:rFonts w:ascii="CIDFont+F2" w:hAnsi="CIDFont+F2" w:cs="CIDFont+F2"/>
+          <w:b/>
+          <w:bCs/>
+        </w:rPr>
+      </w:pPr>
+      <w:proofErr w:type="spellStart"/>
+      <w:r>
+        <w:rPr>
+          <w:rFonts w:ascii="CIDFont+F2" w:hAnsi="CIDFont+F2" w:cs="CIDFont+F2"/>
+          <w:b/>
+          <w:bCs/>
+        </w:rPr>
+        <w:lastRenderedPageBreak/>
+        <w:t>p</w:t>
+      </w:r>
+      <w:r>
+        <w:rPr>
+          <w:rFonts w:ascii="CIDFont+F2" w:hAnsi="CIDFont+F2" w:cs="CIDFont+F2"/>
+          <w:b/>
+          <w:bCs/>
+        </w:rPr>
+        <w:t>ublic</w:t>
+      </w:r>
+      <w:proofErr w:type="spellEnd"/>
+      <w:r>
+        <w:rPr>
+          <w:rFonts w:ascii="CIDFont+F2" w:hAnsi="CIDFont+F2" w:cs="CIDFont+F2"/>
+          <w:b/>
+          <w:bCs/>
+        </w:rPr>
+        <w:t xml:space="preserve"> </w:t>
+      </w:r>
+      <w:proofErr w:type="spellStart"/>
+      <w:r>
+        <w:rPr>
+          <w:rFonts w:ascii="CIDFont+F2" w:hAnsi="CIDFont+F2" w:cs="CIDFont+F2"/>
+          <w:b/>
+          <w:bCs/>
+        </w:rPr>
+        <w:t>static</w:t>
+      </w:r>
+      <w:proofErr w:type="spellEnd"/>
+      <w:r>
+        <w:rPr>
+          <w:rFonts w:ascii="CIDFont+F2" w:hAnsi="CIDFont+F2" w:cs="CIDFont+F2"/>
+          <w:b/>
+          <w:bCs/>
+        </w:rPr>
+        <w:t xml:space="preserve"> </w:t>
+      </w:r>
+      <w:proofErr w:type="spellStart"/>
+      <w:r>
+        <w:rPr>
+          <w:rFonts w:ascii="CIDFont+F2" w:hAnsi="CIDFont+F2" w:cs="CIDFont+F2"/>
+          <w:b/>
+          <w:bCs/>
+        </w:rPr>
+        <w:t>void</w:t>
+      </w:r>
+      <w:proofErr w:type="spellEnd"/>
+      <w:r>
+        <w:rPr>
+          <w:rFonts w:ascii="CIDFont+F2" w:hAnsi="CIDFont+F2" w:cs="CIDFont+F2"/>
+          <w:b/>
+          <w:bCs/>
+        </w:rPr>
+        <w:t xml:space="preserve"> </w:t>
+      </w:r>
+      <w:proofErr w:type="spellStart"/>
+      <w:r>
+        <w:rPr>
+          <w:rFonts w:ascii="CIDFont+F2" w:hAnsi="CIDFont+F2" w:cs="CIDFont+F2"/>
+          <w:b/>
+          <w:bCs/>
+        </w:rPr>
+        <w:t>main</w:t>
+      </w:r>
+      <w:proofErr w:type="spellEnd"/>
+      <w:r>
+        <w:rPr>
+          <w:rFonts w:ascii="CIDFont+F2" w:hAnsi="CIDFont+F2" w:cs="CIDFont+F2"/>
+          <w:b/>
+          <w:bCs/>
+        </w:rPr>
+        <w:t xml:space="preserve"> (</w:t>
+      </w:r>
+      <w:proofErr w:type="spellStart"/>
+      <w:r>
+        <w:rPr>
+          <w:rFonts w:ascii="CIDFont+F2" w:hAnsi="CIDFont+F2" w:cs="CIDFont+F2"/>
+          <w:b/>
+          <w:bCs/>
+        </w:rPr>
+        <w:t>String</w:t>
+      </w:r>
+      <w:proofErr w:type="spellEnd"/>
+      <w:r>
+        <w:rPr>
+          <w:rFonts w:ascii="CIDFont+F2" w:hAnsi="CIDFont+F2" w:cs="CIDFont+F2"/>
+          <w:b/>
+          <w:bCs/>
+        </w:rPr>
+        <w:t xml:space="preserve">[]) </w:t>
+      </w:r>
+      <w:proofErr w:type="spellStart"/>
+      <w:r>
+        <w:rPr>
+          <w:rFonts w:ascii="CIDFont+F2" w:hAnsi="CIDFont+F2" w:cs="CIDFont+F2"/>
+          <w:b/>
+          <w:bCs/>
+        </w:rPr>
+        <w:t>args</w:t>
+      </w:r>
+      <w:proofErr w:type="spellEnd"/>
+      <w:r>
+        <w:rPr>
+          <w:rFonts w:ascii="CIDFont+F2" w:hAnsi="CIDFont+F2" w:cs="CIDFont+F2"/>
+          <w:b/>
+          <w:bCs/>
+        </w:rPr>
+        <w:t xml:space="preserve"> {</w:t>
+      </w:r>
+    </w:p>
+    <w:p>
+      <w:pPr>
+        <w:autoSpaceDE w:val="0"/>
+        <w:autoSpaceDN w:val="0"/>
+        <w:adjustRightInd w:val="0"/>
+        <w:spacing w:after="0" w:line="240" w:lineRule="auto"/>
+        <w:rPr>
+          <w:rFonts w:ascii="CIDFont+F2" w:hAnsi="CIDFont+F2" w:cs="CIDFont+F2"/>
+          <w:b/>
+          <w:bCs/>
+        </w:rPr>
+      </w:pPr>
+    </w:p>
+    <w:p>
+      <w:pPr>
+        <w:autoSpaceDE w:val="0"/>
+        <w:autoSpaceDN w:val="0"/>
+        <w:adjustRightInd w:val="0"/>
+        <w:spacing w:after="0" w:line="240" w:lineRule="auto"/>
+        <w:rPr>
+          <w:rFonts w:ascii="CIDFont+F2" w:hAnsi="CIDFont+F2" w:cs="CIDFont+F2"/>
+          <w:b/>
+          <w:bCs/>
+        </w:rPr>
+      </w:pPr>
+      <w:proofErr w:type="spellStart"/>
+      <w:r>
+        <w:rPr>
+          <w:rFonts w:ascii="CIDFont+F2" w:hAnsi="CIDFont+F2" w:cs="CIDFont+F2"/>
+          <w:b/>
+          <w:bCs/>
+        </w:rPr>
+        <w:t>Int</w:t>
+      </w:r>
+      <w:proofErr w:type="spellEnd"/>
+      <w:r>
+        <w:rPr>
+          <w:rFonts w:ascii="CIDFont+F2" w:hAnsi="CIDFont+F2" w:cs="CIDFont+F2"/>
+          <w:b/>
+          <w:bCs/>
+        </w:rPr>
+        <w:t xml:space="preserve"> numero1 = 15;</w:t>
+      </w:r>
+    </w:p>
+    <w:p>
+      <w:pPr>
+        <w:autoSpaceDE w:val="0"/>
+        <w:autoSpaceDN w:val="0"/>
+        <w:adjustRightInd w:val="0"/>
+        <w:spacing w:after="0" w:line="240" w:lineRule="auto"/>
+        <w:rPr>
+          <w:rFonts w:ascii="CIDFont+F2" w:hAnsi="CIDFont+F2" w:cs="CIDFont+F2"/>
+          <w:b/>
+          <w:bCs/>
+        </w:rPr>
+      </w:pPr>
+      <w:proofErr w:type="spellStart"/>
+      <w:r>
+        <w:rPr>
+          <w:rFonts w:ascii="CIDFont+F2" w:hAnsi="CIDFont+F2" w:cs="CIDFont+F2"/>
+          <w:b/>
+          <w:bCs/>
+        </w:rPr>
+        <w:t>Int</w:t>
+      </w:r>
+      <w:proofErr w:type="spellEnd"/>
+      <w:r>
+        <w:rPr>
+          <w:rFonts w:ascii="CIDFont+F2" w:hAnsi="CIDFont+F2" w:cs="CIDFont+F2"/>
+          <w:b/>
+          <w:bCs/>
+        </w:rPr>
+        <w:t xml:space="preserve"> numero2 = 21;</w:t>
+      </w:r>
+    </w:p>
+    <w:p>
+      <w:pPr>
+        <w:autoSpaceDE w:val="0"/>
+        <w:autoSpaceDN w:val="0"/>
+        <w:adjustRightInd w:val="0"/>
+        <w:spacing w:after="0" w:line="240" w:lineRule="auto"/>
+        <w:rPr>
+          <w:rFonts w:ascii="CIDFont+F2" w:hAnsi="CIDFont+F2" w:cs="CIDFont+F2"/>
+          <w:b/>
+          <w:bCs/>
+        </w:rPr>
+      </w:pPr>
+    </w:p>
+    <w:p>
+      <w:pPr>
+        <w:autoSpaceDE w:val="0"/>
+        <w:autoSpaceDN w:val="0"/>
+        <w:adjustRightInd w:val="0"/>
+        <w:spacing w:after="0" w:line="240" w:lineRule="auto"/>
+        <w:rPr>
+          <w:rFonts w:ascii="CIDFont+F2" w:hAnsi="CIDFont+F2" w:cs="CIDFont+F2"/>
+          <w:b/>
+          <w:bCs/>
+        </w:rPr>
+      </w:pPr>
+      <w:proofErr w:type="spellStart"/>
+      <w:r>
+        <w:rPr>
+          <w:rFonts w:ascii="CIDFont+F2" w:hAnsi="CIDFont+F2" w:cs="CIDFont+F2"/>
+          <w:b/>
+          <w:bCs/>
+        </w:rPr>
+        <w:t>Double</w:t>
+      </w:r>
+      <w:proofErr w:type="spellEnd"/>
+      <w:r>
+        <w:rPr>
+          <w:rFonts w:ascii="CIDFont+F2" w:hAnsi="CIDFont+F2" w:cs="CIDFont+F2"/>
+          <w:b/>
+          <w:bCs/>
+        </w:rPr>
+        <w:t xml:space="preserve"> </w:t>
+      </w:r>
+      <w:proofErr w:type="spellStart"/>
+      <w:r>
+        <w:rPr>
+          <w:rFonts w:ascii="CIDFont+F2" w:hAnsi="CIDFont+F2" w:cs="CIDFont+F2"/>
+          <w:b/>
+          <w:bCs/>
+        </w:rPr>
+        <w:t>resultadoSuma</w:t>
+      </w:r>
+      <w:proofErr w:type="spellEnd"/>
+      <w:r>
+        <w:rPr>
+          <w:rFonts w:ascii="CIDFont+F2" w:hAnsi="CIDFont+F2" w:cs="CIDFont+F2"/>
+          <w:b/>
+          <w:bCs/>
+        </w:rPr>
+        <w:t xml:space="preserve"> = numero1 + numero2;</w:t>
+      </w:r>
+    </w:p>
+    <w:p>
+      <w:pPr>
+        <w:autoSpaceDE w:val="0"/>
+        <w:autoSpaceDN w:val="0"/>
+        <w:adjustRightInd w:val="0"/>
+        <w:spacing w:after="0" w:line="240" w:lineRule="auto"/>
+        <w:rPr>
+          <w:rFonts w:ascii="CIDFont+F2" w:hAnsi="CIDFont+F2" w:cs="CIDFont+F2"/>
+          <w:b/>
+          <w:bCs/>
+        </w:rPr>
+      </w:pPr>
+    </w:p>
+    <w:p>
+      <w:pPr>
+        <w:autoSpaceDE w:val="0"/>
+        <w:autoSpaceDN w:val="0"/>
+        <w:adjustRightInd w:val="0"/>
+        <w:spacing w:after="0" w:line="240" w:lineRule="auto"/>
+        <w:rPr>
+          <w:rFonts w:ascii="CIDFont+F2" w:hAnsi="CIDFont+F2" w:cs="CIDFont+F2"/>
+          <w:b/>
+          <w:bCs/>
+        </w:rPr>
+      </w:pPr>
+      <w:proofErr w:type="spellStart"/>
+      <w:r>
+        <w:rPr>
+          <w:rFonts w:ascii="CIDFont+F2" w:hAnsi="CIDFont+F2" w:cs="CIDFont+F2"/>
+          <w:b/>
+          <w:bCs/>
+        </w:rPr>
+        <w:t>Double</w:t>
+      </w:r>
+      <w:proofErr w:type="spellEnd"/>
+      <w:r>
+        <w:rPr>
+          <w:rFonts w:ascii="CIDFont+F2" w:hAnsi="CIDFont+F2" w:cs="CIDFont+F2"/>
+          <w:b/>
+          <w:bCs/>
+        </w:rPr>
+        <w:t xml:space="preserve"> </w:t>
+      </w:r>
+      <w:proofErr w:type="spellStart"/>
+      <w:r>
+        <w:rPr>
+          <w:rFonts w:ascii="CIDFont+F2" w:hAnsi="CIDFont+F2" w:cs="CIDFont+F2"/>
+          <w:b/>
+          <w:bCs/>
+        </w:rPr>
+        <w:t>resultadoResta</w:t>
+      </w:r>
+      <w:proofErr w:type="spellEnd"/>
+      <w:r>
+        <w:rPr>
+          <w:rFonts w:ascii="CIDFont+F2" w:hAnsi="CIDFont+F2" w:cs="CIDFont+F2"/>
+          <w:b/>
+          <w:bCs/>
+        </w:rPr>
+        <w:t xml:space="preserve"> = numero1 – numero2;</w:t>
+      </w:r>
+    </w:p>
+    <w:p>
+      <w:pPr>
+        <w:autoSpaceDE w:val="0"/>
+        <w:autoSpaceDN w:val="0"/>
+        <w:adjustRightInd w:val="0"/>
+        <w:spacing w:after="0" w:line="240" w:lineRule="auto"/>
+        <w:rPr>
+          <w:rFonts w:ascii="CIDFont+F2" w:hAnsi="CIDFont+F2" w:cs="CIDFont+F2"/>
+          <w:b/>
+          <w:bCs/>
+        </w:rPr>
+      </w:pPr>
+    </w:p>
+    <w:p>
+      <w:pPr>
+        <w:autoSpaceDE w:val="0"/>
+        <w:autoSpaceDN w:val="0"/>
+        <w:adjustRightInd w:val="0"/>
+        <w:spacing w:after="0" w:line="240" w:lineRule="auto"/>
+        <w:rPr>
+          <w:rFonts w:ascii="CIDFont+F2" w:hAnsi="CIDFont+F2" w:cs="CIDFont+F2"/>
+          <w:b/>
+          <w:bCs/>
+        </w:rPr>
+      </w:pPr>
+      <w:proofErr w:type="spellStart"/>
+      <w:r>
+        <w:rPr>
+          <w:rFonts w:ascii="CIDFont+F2" w:hAnsi="CIDFont+F2" w:cs="CIDFont+F2"/>
+          <w:b/>
+          <w:bCs/>
+        </w:rPr>
+        <w:t>Double</w:t>
+      </w:r>
+      <w:proofErr w:type="spellEnd"/>
+      <w:r>
+        <w:rPr>
+          <w:rFonts w:ascii="CIDFont+F2" w:hAnsi="CIDFont+F2" w:cs="CIDFont+F2"/>
+          <w:b/>
+          <w:bCs/>
+        </w:rPr>
+        <w:t xml:space="preserve"> </w:t>
+      </w:r>
+      <w:proofErr w:type="spellStart"/>
+      <w:r>
+        <w:rPr>
+          <w:rFonts w:ascii="CIDFont+F2" w:hAnsi="CIDFont+F2" w:cs="CIDFont+F2"/>
+          <w:b/>
+          <w:bCs/>
+        </w:rPr>
+        <w:t>resultadoMultiplicar</w:t>
+      </w:r>
+      <w:proofErr w:type="spellEnd"/>
+      <w:r>
+        <w:rPr>
+          <w:rFonts w:ascii="CIDFont+F2" w:hAnsi="CIDFont+F2" w:cs="CIDFont+F2"/>
+          <w:b/>
+          <w:bCs/>
+        </w:rPr>
+        <w:t xml:space="preserve"> = numero</w:t>
+      </w:r>
+      <w:r>
+        <w:rPr>
+          <w:rFonts w:ascii="CIDFont+F2" w:hAnsi="CIDFont+F2" w:cs="CIDFont+F2"/>
+          <w:b/>
+          <w:bCs/>
+        </w:rPr>
+        <w:t>1 *</w:t>
+      </w:r>
+      <w:r>
+        <w:rPr>
+          <w:rFonts w:ascii="CIDFont+F2" w:hAnsi="CIDFont+F2" w:cs="CIDFont+F2"/>
+          <w:b/>
+          <w:bCs/>
+        </w:rPr>
+        <w:t xml:space="preserve"> numero2;</w:t>
+      </w:r>
+    </w:p>
+    <w:p>
+      <w:pPr>
+        <w:autoSpaceDE w:val="0"/>
+        <w:autoSpaceDN w:val="0"/>
+        <w:adjustRightInd w:val="0"/>
+        <w:spacing w:after="0" w:line="240" w:lineRule="auto"/>
+        <w:rPr>
+          <w:rFonts w:ascii="CIDFont+F2" w:hAnsi="CIDFont+F2" w:cs="CIDFont+F2"/>
+          <w:b/>
+          <w:bCs/>
+        </w:rPr>
+      </w:pPr>
+    </w:p>
+    <w:p>
+      <w:pPr>
+        <w:autoSpaceDE w:val="0"/>
+        <w:autoSpaceDN w:val="0"/>
+        <w:adjustRightInd w:val="0"/>
+        <w:spacing w:after="0" w:line="240" w:lineRule="auto"/>
+        <w:rPr>
+          <w:rFonts w:ascii="CIDFont+F2" w:hAnsi="CIDFont+F2" w:cs="CIDFont+F2"/>
+          <w:b/>
+          <w:bCs/>
+        </w:rPr>
+      </w:pPr>
+      <w:proofErr w:type="spellStart"/>
+      <w:r>
+        <w:rPr>
+          <w:rFonts w:ascii="CIDFont+F2" w:hAnsi="CIDFont+F2" w:cs="CIDFont+F2"/>
+          <w:b/>
+          <w:bCs/>
+        </w:rPr>
+        <w:t>Double</w:t>
+      </w:r>
+      <w:proofErr w:type="spellEnd"/>
+      <w:r>
+        <w:rPr>
+          <w:rFonts w:ascii="CIDFont+F2" w:hAnsi="CIDFont+F2" w:cs="CIDFont+F2"/>
+          <w:b/>
+          <w:bCs/>
+        </w:rPr>
+        <w:t xml:space="preserve"> </w:t>
+      </w:r>
+      <w:proofErr w:type="spellStart"/>
+      <w:r>
+        <w:rPr>
+          <w:rFonts w:ascii="CIDFont+F2" w:hAnsi="CIDFont+F2" w:cs="CIDFont+F2"/>
+          <w:b/>
+          <w:bCs/>
+        </w:rPr>
+        <w:t>resultadoDividir</w:t>
+      </w:r>
+      <w:proofErr w:type="spellEnd"/>
+      <w:r>
+        <w:rPr>
+          <w:rFonts w:ascii="CIDFont+F2" w:hAnsi="CIDFont+F2" w:cs="CIDFont+F2"/>
+          <w:b/>
+          <w:bCs/>
+        </w:rPr>
+        <w:t xml:space="preserve"> = numero1 / numero2;</w:t>
+      </w:r>
+    </w:p>
+    <w:p>
+      <w:pPr>
+        <w:autoSpaceDE w:val="0"/>
+        <w:autoSpaceDN w:val="0"/>
+        <w:adjustRightInd w:val="0"/>
+        <w:spacing w:after="0" w:line="240" w:lineRule="auto"/>
+        <w:rPr>
+          <w:rFonts w:ascii="CIDFont+F2" w:hAnsi="CIDFont+F2" w:cs="CIDFont+F2"/>
+          <w:b/>
+          <w:bCs/>
+        </w:rPr>
+      </w:pPr>
+    </w:p>
+    <w:p>
+      <w:pPr>
+        <w:autoSpaceDE w:val="0"/>
+        <w:autoSpaceDN w:val="0"/>
+        <w:adjustRightInd w:val="0"/>
+        <w:spacing w:after="0" w:line="240" w:lineRule="auto"/>
+        <w:rPr>
+          <w:rFonts w:ascii="CIDFont+F2" w:hAnsi="CIDFont+F2" w:cs="CIDFont+F2"/>
+          <w:b/>
+          <w:bCs/>
+        </w:rPr>
+      </w:pPr>
+      <w:r>
+        <w:rPr>
+          <w:rFonts w:ascii="CIDFont+F2" w:hAnsi="CIDFont+F2" w:cs="CIDFont+F2"/>
+          <w:b/>
+          <w:bCs/>
+        </w:rPr>
+        <w:t>}</w:t>
+      </w:r>
+    </w:p>
+    <w:p>
+      <w:pPr>
+        <w:autoSpaceDE w:val="0"/>
+        <w:autoSpaceDN w:val="0"/>
+        <w:adjustRightInd w:val="0"/>
+        <w:spacing w:after="0" w:line="240" w:lineRule="auto"/>
+        <w:rPr>
+          <w:rFonts w:ascii="CIDFont+F2" w:hAnsi="CIDFont+F2" w:cs="CIDFont+F2"/>
           <w:b/>
           <w:bCs/>
           <w:u w:val="single"/>
         </w:rPr>
       </w:pPr>
-      <w:r>
-        <w:rPr>
-          <w:rFonts w:ascii="CIDFont+F2" w:hAnsi="CIDFont+F2" w:cs="CIDFont+F2"/>
-        </w:rPr>
-        <w:t>multiplicar y dividir esos dos números.</w:t>
-      </w:r>
     </w:p>
     <w:p>
       <w:pPr>
@@ -1140,28 +2153,468 @@
           <w:u w:val="single"/>
         </w:rPr>
       </w:pPr>
-    </w:p>
-    <w:p>
-      <w:pPr>
-        <w:autoSpaceDE w:val="0"/>
-        <w:autoSpaceDN w:val="0"/>
-        <w:adjustRightInd w:val="0"/>
-        <w:spacing w:after="0" w:line="240" w:lineRule="auto"/>
+      <w:r>
         <w:rPr>
           <w:rFonts w:ascii="CIDFont+F2" w:hAnsi="CIDFont+F2" w:cs="CIDFont+F2"/>
           <w:b/>
           <w:bCs/>
           <w:u w:val="single"/>
         </w:rPr>
-      </w:pPr>
-      <w:r>
+        <w:t>EJERCICIO 5</w:t>
+      </w:r>
+    </w:p>
+    <w:p>
+      <w:pPr>
+        <w:autoSpaceDE w:val="0"/>
+        <w:autoSpaceDN w:val="0"/>
+        <w:adjustRightInd w:val="0"/>
+        <w:spacing w:after="0" w:line="240" w:lineRule="auto"/>
         <w:rPr>
           <w:rFonts w:ascii="CIDFont+F2" w:hAnsi="CIDFont+F2" w:cs="CIDFont+F2"/>
           <w:b/>
           <w:bCs/>
           <w:u w:val="single"/>
         </w:rPr>
-        <w:t>EJERCICIO 5</w:t>
+      </w:pPr>
+    </w:p>
+    <w:p>
+      <w:pPr>
+        <w:autoSpaceDE w:val="0"/>
+        <w:autoSpaceDN w:val="0"/>
+        <w:adjustRightInd w:val="0"/>
+        <w:spacing w:after="0" w:line="240" w:lineRule="auto"/>
+        <w:rPr>
+          <w:rFonts w:ascii="CIDFont+F2" w:hAnsi="CIDFont+F2" w:cs="CIDFont+F2"/>
+        </w:rPr>
+      </w:pPr>
+      <w:r>
+        <w:rPr>
+          <w:rFonts w:ascii="CIDFont+F2" w:hAnsi="CIDFont+F2" w:cs="CIDFont+F2"/>
+        </w:rPr>
+        <w:t>Crea un programa que pida por teclado un número, lo multiplique por 10 y lo imprima por pantalla</w:t>
+      </w:r>
+    </w:p>
+    <w:p>
+      <w:pPr>
+        <w:autoSpaceDE w:val="0"/>
+        <w:autoSpaceDN w:val="0"/>
+        <w:adjustRightInd w:val="0"/>
+        <w:spacing w:after="0" w:line="240" w:lineRule="auto"/>
+        <w:rPr>
+          <w:rFonts w:ascii="CIDFont+F2" w:hAnsi="CIDFont+F2" w:cs="CIDFont+F2"/>
+        </w:rPr>
+      </w:pPr>
+    </w:p>
+    <w:p>
+      <w:pPr>
+        <w:autoSpaceDE w:val="0"/>
+        <w:autoSpaceDN w:val="0"/>
+        <w:adjustRightInd w:val="0"/>
+        <w:spacing w:after="0" w:line="240" w:lineRule="auto"/>
+        <w:rPr>
+          <w:rFonts w:ascii="CIDFont+F2" w:hAnsi="CIDFont+F2" w:cs="CIDFont+F2"/>
+          <w:b/>
+          <w:bCs/>
+        </w:rPr>
+      </w:pPr>
+      <w:proofErr w:type="spellStart"/>
+      <w:r>
+        <w:rPr>
+          <w:rFonts w:ascii="CIDFont+F2" w:hAnsi="CIDFont+F2" w:cs="CIDFont+F2"/>
+          <w:b/>
+          <w:bCs/>
+        </w:rPr>
+        <w:t>public</w:t>
+      </w:r>
+      <w:proofErr w:type="spellEnd"/>
+      <w:r>
+        <w:rPr>
+          <w:rFonts w:ascii="CIDFont+F2" w:hAnsi="CIDFont+F2" w:cs="CIDFont+F2"/>
+          <w:b/>
+          <w:bCs/>
+        </w:rPr>
+        <w:t xml:space="preserve"> </w:t>
+      </w:r>
+      <w:proofErr w:type="spellStart"/>
+      <w:r>
+        <w:rPr>
+          <w:rFonts w:ascii="CIDFont+F2" w:hAnsi="CIDFont+F2" w:cs="CIDFont+F2"/>
+          <w:b/>
+          <w:bCs/>
+        </w:rPr>
+        <w:t>static</w:t>
+      </w:r>
+      <w:proofErr w:type="spellEnd"/>
+      <w:r>
+        <w:rPr>
+          <w:rFonts w:ascii="CIDFont+F2" w:hAnsi="CIDFont+F2" w:cs="CIDFont+F2"/>
+          <w:b/>
+          <w:bCs/>
+        </w:rPr>
+        <w:t xml:space="preserve"> </w:t>
+      </w:r>
+      <w:proofErr w:type="spellStart"/>
+      <w:r>
+        <w:rPr>
+          <w:rFonts w:ascii="CIDFont+F2" w:hAnsi="CIDFont+F2" w:cs="CIDFont+F2"/>
+          <w:b/>
+          <w:bCs/>
+        </w:rPr>
+        <w:t>void</w:t>
+      </w:r>
+      <w:proofErr w:type="spellEnd"/>
+      <w:r>
+        <w:rPr>
+          <w:rFonts w:ascii="CIDFont+F2" w:hAnsi="CIDFont+F2" w:cs="CIDFont+F2"/>
+          <w:b/>
+          <w:bCs/>
+        </w:rPr>
+        <w:t xml:space="preserve"> </w:t>
+      </w:r>
+      <w:proofErr w:type="spellStart"/>
+      <w:r>
+        <w:rPr>
+          <w:rFonts w:ascii="CIDFont+F2" w:hAnsi="CIDFont+F2" w:cs="CIDFont+F2"/>
+          <w:b/>
+          <w:bCs/>
+        </w:rPr>
+        <w:t>main</w:t>
+      </w:r>
+      <w:proofErr w:type="spellEnd"/>
+      <w:r>
+        <w:rPr>
+          <w:rFonts w:ascii="CIDFont+F2" w:hAnsi="CIDFont+F2" w:cs="CIDFont+F2"/>
+          <w:b/>
+          <w:bCs/>
+        </w:rPr>
+        <w:t xml:space="preserve"> (</w:t>
+      </w:r>
+      <w:proofErr w:type="spellStart"/>
+      <w:r>
+        <w:rPr>
+          <w:rFonts w:ascii="CIDFont+F2" w:hAnsi="CIDFont+F2" w:cs="CIDFont+F2"/>
+          <w:b/>
+          <w:bCs/>
+        </w:rPr>
+        <w:t>String</w:t>
+      </w:r>
+      <w:proofErr w:type="spellEnd"/>
+      <w:r>
+        <w:rPr>
+          <w:rFonts w:ascii="CIDFont+F2" w:hAnsi="CIDFont+F2" w:cs="CIDFont+F2"/>
+          <w:b/>
+          <w:bCs/>
+        </w:rPr>
+        <w:t xml:space="preserve">[]) </w:t>
+      </w:r>
+      <w:proofErr w:type="spellStart"/>
+      <w:r>
+        <w:rPr>
+          <w:rFonts w:ascii="CIDFont+F2" w:hAnsi="CIDFont+F2" w:cs="CIDFont+F2"/>
+          <w:b/>
+          <w:bCs/>
+        </w:rPr>
+        <w:t>args</w:t>
+      </w:r>
+      <w:proofErr w:type="spellEnd"/>
+      <w:r>
+        <w:rPr>
+          <w:rFonts w:ascii="CIDFont+F2" w:hAnsi="CIDFont+F2" w:cs="CIDFont+F2"/>
+          <w:b/>
+          <w:bCs/>
+        </w:rPr>
+        <w:t xml:space="preserve"> {</w:t>
+      </w:r>
+    </w:p>
+    <w:p>
+      <w:pPr>
+        <w:autoSpaceDE w:val="0"/>
+        <w:autoSpaceDN w:val="0"/>
+        <w:adjustRightInd w:val="0"/>
+        <w:spacing w:after="0" w:line="240" w:lineRule="auto"/>
+        <w:rPr>
+          <w:rFonts w:ascii="CIDFont+F2" w:hAnsi="CIDFont+F2" w:cs="CIDFont+F2"/>
+          <w:b/>
+          <w:bCs/>
+        </w:rPr>
+      </w:pPr>
+    </w:p>
+    <w:p>
+      <w:pPr>
+        <w:autoSpaceDE w:val="0"/>
+        <w:autoSpaceDN w:val="0"/>
+        <w:adjustRightInd w:val="0"/>
+        <w:spacing w:after="0" w:line="240" w:lineRule="auto"/>
+        <w:rPr>
+          <w:rFonts w:ascii="CIDFont+F2" w:hAnsi="CIDFont+F2" w:cs="CIDFont+F2"/>
+          <w:b/>
+          <w:bCs/>
+        </w:rPr>
+      </w:pPr>
+      <w:r>
+        <w:rPr>
+          <w:rFonts w:ascii="CIDFont+F2" w:hAnsi="CIDFont+F2" w:cs="CIDFont+F2"/>
+          <w:b/>
+          <w:bCs/>
+        </w:rPr>
+        <w:t>Scanner teclado = new Scanner (System.in);</w:t>
+      </w:r>
+    </w:p>
+    <w:p>
+      <w:pPr>
+        <w:autoSpaceDE w:val="0"/>
+        <w:autoSpaceDN w:val="0"/>
+        <w:adjustRightInd w:val="0"/>
+        <w:spacing w:after="0" w:line="240" w:lineRule="auto"/>
+        <w:rPr>
+          <w:rFonts w:ascii="CIDFont+F2" w:hAnsi="CIDFont+F2" w:cs="CIDFont+F2"/>
+          <w:b/>
+          <w:bCs/>
+        </w:rPr>
+      </w:pPr>
+    </w:p>
+    <w:p>
+      <w:pPr>
+        <w:autoSpaceDE w:val="0"/>
+        <w:autoSpaceDN w:val="0"/>
+        <w:adjustRightInd w:val="0"/>
+        <w:spacing w:after="0" w:line="240" w:lineRule="auto"/>
+        <w:rPr>
+          <w:rFonts w:ascii="CIDFont+F2" w:hAnsi="CIDFont+F2" w:cs="CIDFont+F2"/>
+          <w:b/>
+          <w:bCs/>
+        </w:rPr>
+      </w:pPr>
+      <w:proofErr w:type="spellStart"/>
+      <w:r>
+        <w:rPr>
+          <w:rFonts w:ascii="CIDFont+F2" w:hAnsi="CIDFont+F2" w:cs="CIDFont+F2"/>
+          <w:b/>
+          <w:bCs/>
+        </w:rPr>
+        <w:t>System.out.println</w:t>
+      </w:r>
+      <w:proofErr w:type="spellEnd"/>
+      <w:r>
+        <w:rPr>
+          <w:rFonts w:ascii="CIDFont+F2" w:hAnsi="CIDFont+F2" w:cs="CIDFont+F2"/>
+          <w:b/>
+          <w:bCs/>
+        </w:rPr>
+        <w:t xml:space="preserve"> (“Introduce un número”);</w:t>
+      </w:r>
+    </w:p>
+    <w:p>
+      <w:pPr>
+        <w:autoSpaceDE w:val="0"/>
+        <w:autoSpaceDN w:val="0"/>
+        <w:adjustRightInd w:val="0"/>
+        <w:spacing w:after="0" w:line="240" w:lineRule="auto"/>
+        <w:rPr>
+          <w:rFonts w:ascii="CIDFont+F2" w:hAnsi="CIDFont+F2" w:cs="CIDFont+F2"/>
+          <w:b/>
+          <w:bCs/>
+        </w:rPr>
+      </w:pPr>
+    </w:p>
+    <w:p>
+      <w:pPr>
+        <w:autoSpaceDE w:val="0"/>
+        <w:autoSpaceDN w:val="0"/>
+        <w:adjustRightInd w:val="0"/>
+        <w:spacing w:after="0" w:line="240" w:lineRule="auto"/>
+        <w:rPr>
+          <w:rFonts w:ascii="CIDFont+F2" w:hAnsi="CIDFont+F2" w:cs="CIDFont+F2"/>
+          <w:b/>
+          <w:bCs/>
+        </w:rPr>
+      </w:pPr>
+      <w:proofErr w:type="spellStart"/>
+      <w:r>
+        <w:rPr>
+          <w:rFonts w:ascii="CIDFont+F2" w:hAnsi="CIDFont+F2" w:cs="CIDFont+F2"/>
+          <w:b/>
+          <w:bCs/>
+        </w:rPr>
+        <w:t>Int</w:t>
+      </w:r>
+      <w:proofErr w:type="spellEnd"/>
+      <w:r>
+        <w:rPr>
+          <w:rFonts w:ascii="CIDFont+F2" w:hAnsi="CIDFont+F2" w:cs="CIDFont+F2"/>
+          <w:b/>
+          <w:bCs/>
+        </w:rPr>
+        <w:t xml:space="preserve"> numero = </w:t>
+      </w:r>
+      <w:proofErr w:type="spellStart"/>
+      <w:r>
+        <w:rPr>
+          <w:rFonts w:ascii="CIDFont+F2" w:hAnsi="CIDFont+F2" w:cs="CIDFont+F2"/>
+          <w:b/>
+          <w:bCs/>
+        </w:rPr>
+        <w:t>teclado.nextInt</w:t>
+      </w:r>
+      <w:proofErr w:type="spellEnd"/>
+      <w:r>
+        <w:rPr>
+          <w:rFonts w:ascii="CIDFont+F2" w:hAnsi="CIDFont+F2" w:cs="CIDFont+F2"/>
+          <w:b/>
+          <w:bCs/>
+        </w:rPr>
+        <w:t>();</w:t>
+      </w:r>
+    </w:p>
+    <w:p>
+      <w:pPr>
+        <w:autoSpaceDE w:val="0"/>
+        <w:autoSpaceDN w:val="0"/>
+        <w:adjustRightInd w:val="0"/>
+        <w:spacing w:after="0" w:line="240" w:lineRule="auto"/>
+        <w:rPr>
+          <w:rFonts w:ascii="CIDFont+F2" w:hAnsi="CIDFont+F2" w:cs="CIDFont+F2"/>
+          <w:b/>
+          <w:bCs/>
+        </w:rPr>
+      </w:pPr>
+    </w:p>
+    <w:p>
+      <w:pPr>
+        <w:autoSpaceDE w:val="0"/>
+        <w:autoSpaceDN w:val="0"/>
+        <w:adjustRightInd w:val="0"/>
+        <w:spacing w:after="0" w:line="240" w:lineRule="auto"/>
+        <w:rPr>
+          <w:rFonts w:ascii="CIDFont+F2" w:hAnsi="CIDFont+F2" w:cs="CIDFont+F2"/>
+          <w:b/>
+          <w:bCs/>
+        </w:rPr>
+      </w:pPr>
+      <w:proofErr w:type="spellStart"/>
+      <w:r>
+        <w:rPr>
+          <w:rFonts w:ascii="CIDFont+F2" w:hAnsi="CIDFont+F2" w:cs="CIDFont+F2"/>
+          <w:b/>
+          <w:bCs/>
+        </w:rPr>
+        <w:t>Double</w:t>
+      </w:r>
+      <w:proofErr w:type="spellEnd"/>
+      <w:r>
+        <w:rPr>
+          <w:rFonts w:ascii="CIDFont+F2" w:hAnsi="CIDFont+F2" w:cs="CIDFont+F2"/>
+          <w:b/>
+          <w:bCs/>
+        </w:rPr>
+        <w:t xml:space="preserve"> total = numero * 10;</w:t>
+      </w:r>
+    </w:p>
+    <w:p>
+      <w:pPr>
+        <w:autoSpaceDE w:val="0"/>
+        <w:autoSpaceDN w:val="0"/>
+        <w:adjustRightInd w:val="0"/>
+        <w:spacing w:after="0" w:line="240" w:lineRule="auto"/>
+        <w:rPr>
+          <w:rFonts w:ascii="CIDFont+F2" w:hAnsi="CIDFont+F2" w:cs="CIDFont+F2"/>
+          <w:b/>
+          <w:bCs/>
+        </w:rPr>
+      </w:pPr>
+    </w:p>
+    <w:p>
+      <w:pPr>
+        <w:autoSpaceDE w:val="0"/>
+        <w:autoSpaceDN w:val="0"/>
+        <w:adjustRightInd w:val="0"/>
+        <w:spacing w:after="0" w:line="240" w:lineRule="auto"/>
+        <w:rPr>
+          <w:rFonts w:ascii="CIDFont+F2" w:hAnsi="CIDFont+F2" w:cs="CIDFont+F2"/>
+          <w:b/>
+          <w:bCs/>
+        </w:rPr>
+      </w:pPr>
+    </w:p>
+    <w:p>
+      <w:pPr>
+        <w:autoSpaceDE w:val="0"/>
+        <w:autoSpaceDN w:val="0"/>
+        <w:adjustRightInd w:val="0"/>
+        <w:spacing w:after="0" w:line="240" w:lineRule="auto"/>
+        <w:rPr>
+          <w:rFonts w:ascii="CIDFont+F2" w:hAnsi="CIDFont+F2" w:cs="CIDFont+F2"/>
+          <w:b/>
+          <w:bCs/>
+        </w:rPr>
+      </w:pPr>
+      <w:proofErr w:type="spellStart"/>
+      <w:r>
+        <w:rPr>
+          <w:rFonts w:ascii="CIDFont+F2" w:hAnsi="CIDFont+F2" w:cs="CIDFont+F2"/>
+          <w:b/>
+          <w:bCs/>
+        </w:rPr>
+        <w:t>System.out.println</w:t>
+      </w:r>
+      <w:proofErr w:type="spellEnd"/>
+      <w:r>
+        <w:rPr>
+          <w:rFonts w:ascii="CIDFont+F2" w:hAnsi="CIDFont+F2" w:cs="CIDFont+F2"/>
+          <w:b/>
+          <w:bCs/>
+        </w:rPr>
+        <w:t xml:space="preserve"> (</w:t>
+      </w:r>
+      <w:r>
+        <w:rPr>
+          <w:rFonts w:ascii="CIDFont+F2" w:hAnsi="CIDFont+F2" w:cs="CIDFont+F2"/>
+          <w:b/>
+          <w:bCs/>
+        </w:rPr>
+        <w:t>total</w:t>
+      </w:r>
+      <w:r>
+        <w:rPr>
+          <w:rFonts w:ascii="CIDFont+F2" w:hAnsi="CIDFont+F2" w:cs="CIDFont+F2"/>
+          <w:b/>
+          <w:bCs/>
+        </w:rPr>
+        <w:t>);</w:t>
+      </w:r>
+    </w:p>
+    <w:p>
+      <w:pPr>
+        <w:autoSpaceDE w:val="0"/>
+        <w:autoSpaceDN w:val="0"/>
+        <w:adjustRightInd w:val="0"/>
+        <w:spacing w:after="0" w:line="240" w:lineRule="auto"/>
+        <w:rPr>
+          <w:rFonts w:ascii="CIDFont+F2" w:hAnsi="CIDFont+F2" w:cs="CIDFont+F2"/>
+          <w:b/>
+          <w:bCs/>
+        </w:rPr>
+      </w:pPr>
+    </w:p>
+    <w:p>
+      <w:pPr>
+        <w:autoSpaceDE w:val="0"/>
+        <w:autoSpaceDN w:val="0"/>
+        <w:adjustRightInd w:val="0"/>
+        <w:spacing w:after="0" w:line="240" w:lineRule="auto"/>
+        <w:rPr>
+          <w:rFonts w:ascii="CIDFont+F2" w:hAnsi="CIDFont+F2" w:cs="CIDFont+F2"/>
+          <w:b/>
+          <w:bCs/>
+        </w:rPr>
+      </w:pPr>
+      <w:r>
+        <w:rPr>
+          <w:rFonts w:ascii="CIDFont+F2" w:hAnsi="CIDFont+F2" w:cs="CIDFont+F2"/>
+          <w:b/>
+          <w:bCs/>
+        </w:rPr>
+        <w:t>}</w:t>
       </w:r>
     </w:p>
     <w:p>
@@ -1185,50 +2638,41 @@
         <w:adjustRightInd w:val="0"/>
         <w:spacing w:after="0" w:line="240" w:lineRule="auto"/>
         <w:rPr>
-          <w:rFonts w:ascii="CIDFont+F2" w:hAnsi="CIDFont+F2" w:cs="CIDFont+F2"/>
-        </w:rPr>
-      </w:pPr>
-      <w:r>
-        <w:rPr>
-          <w:rFonts w:ascii="CIDFont+F2" w:hAnsi="CIDFont+F2" w:cs="CIDFont+F2"/>
-        </w:rPr>
-        <w:t>Crea un programa que pida por teclado un número, lo multiplique por 10 y lo imprima por pantalla</w:t>
-      </w:r>
-    </w:p>
-    <w:p>
-      <w:pPr>
-        <w:autoSpaceDE w:val="0"/>
-        <w:autoSpaceDN w:val="0"/>
-        <w:adjustRightInd w:val="0"/>
-        <w:spacing w:after="0" w:line="240" w:lineRule="auto"/>
-        <w:rPr>
-          <w:rFonts w:ascii="CIDFont+F2" w:hAnsi="CIDFont+F2" w:cs="CIDFont+F2"/>
           <w:b/>
           <w:bCs/>
           <w:u w:val="single"/>
         </w:rPr>
       </w:pPr>
-    </w:p>
-    <w:p>
-      <w:pPr>
-        <w:autoSpaceDE w:val="0"/>
-        <w:autoSpaceDN w:val="0"/>
-        <w:adjustRightInd w:val="0"/>
-        <w:spacing w:after="0" w:line="240" w:lineRule="auto"/>
-        <w:rPr>
+      <w:r>
+        <w:rPr>
+          <w:rFonts w:ascii="CIDFont+F2" w:hAnsi="CIDFont+F2" w:cs="CIDFont+F2"/>
           <w:b/>
           <w:bCs/>
           <w:u w:val="single"/>
         </w:rPr>
-      </w:pPr>
-      <w:r>
-        <w:rPr>
-          <w:rFonts w:ascii="CIDFont+F2" w:hAnsi="CIDFont+F2" w:cs="CIDFont+F2"/>
+        <w:t>EJERCICIO 16</w:t>
+      </w:r>
+    </w:p>
+    <w:p>
+      <w:pPr>
+        <w:rPr>
           <w:b/>
           <w:bCs/>
           <w:u w:val="single"/>
         </w:rPr>
-        <w:t>EJERCICIO 16</w:t>
+      </w:pPr>
+    </w:p>
+    <w:p>
+      <w:pPr>
+        <w:rPr>
+          <w:rFonts w:ascii="CIDFont+F2" w:hAnsi="CIDFont+F2" w:cs="CIDFont+F2"/>
+        </w:rPr>
+      </w:pPr>
+      <w:r>
+        <w:rPr>
+          <w:rFonts w:ascii="CIDFont+F2" w:hAnsi="CIDFont+F2" w:cs="CIDFont+F2"/>
+        </w:rPr>
+        <w:t>¿Cuántas veces se ejecuta el siguiente código?</w:t>
       </w:r>
     </w:p>
     <w:p>
@@ -1239,33 +2683,10 @@
           <w:u w:val="single"/>
         </w:rPr>
       </w:pPr>
-    </w:p>
-    <w:p>
-      <w:pPr>
-        <w:rPr>
-          <w:rFonts w:ascii="CIDFont+F2" w:hAnsi="CIDFont+F2" w:cs="CIDFont+F2"/>
-        </w:rPr>
-      </w:pPr>
-      <w:r>
-        <w:rPr>
-          <w:rFonts w:ascii="CIDFont+F2" w:hAnsi="CIDFont+F2" w:cs="CIDFont+F2"/>
-        </w:rPr>
-        <w:t>¿Cuántas veces se ejecuta el siguiente código?</w:t>
-      </w:r>
-    </w:p>
-    <w:p>
-      <w:pPr>
-        <w:rPr>
-          <w:b/>
-          <w:bCs/>
-          <w:u w:val="single"/>
-        </w:rPr>
-      </w:pPr>
       <w:r>
         <w:rPr>
           <w:noProof/>
         </w:rPr>
-        <w:lastRenderedPageBreak/>
         <w:drawing>
           <wp:inline distT="0" distB="0" distL="0" distR="0" wp14:anchorId="1FF0A9D4" wp14:editId="293DE3C6">
             <wp:extent cx="2139002" cy="1660369"/>
@@ -1342,6 +2763,12 @@
         </w:drawing>
       </w:r>
     </w:p>
+    <w:p>
+      <w:r>
+        <w:lastRenderedPageBreak/>
+        <w:t>Se repite 10 veces hasta que i llegue a 10</w:t>
+      </w:r>
+    </w:p>
     <w:sectPr>
       <w:pgSz w:w="11906" w:h="16838"/>
       <w:pgMar w:top="1417" w:right="1701" w:bottom="1417" w:left="1701" w:header="708" w:footer="708" w:gutter="0"/>
@@ -1467,8 +2894,124 @@
       </w:rPr>
     </w:lvl>
   </w:abstractNum>
+  <w:abstractNum w:abstractNumId="1" w15:restartNumberingAfterBreak="0">
+    <w:nsid w:val="779273B5"/>
+    <w:multiLevelType w:val="hybridMultilevel"/>
+    <w:tmpl w:val="57388ABA"/>
+    <w:lvl w:ilvl="0" w:tplc="0C0A0001">
+      <w:start w:val="1"/>
+      <w:numFmt w:val="bullet"/>
+      <w:lvlText w:val=""/>
+      <w:lvlJc w:val="left"/>
+      <w:pPr>
+        <w:ind w:left="720" w:hanging="360"/>
+      </w:pPr>
+      <w:rPr>
+        <w:rFonts w:ascii="Symbol" w:hAnsi="Symbol" w:hint="default"/>
+      </w:rPr>
+    </w:lvl>
+    <w:lvl w:ilvl="1" w:tplc="0C0A0003" w:tentative="1">
+      <w:start w:val="1"/>
+      <w:numFmt w:val="bullet"/>
+      <w:lvlText w:val="o"/>
+      <w:lvlJc w:val="left"/>
+      <w:pPr>
+        <w:ind w:left="1440" w:hanging="360"/>
+      </w:pPr>
+      <w:rPr>
+        <w:rFonts w:ascii="Courier New" w:hAnsi="Courier New" w:cs="Courier New" w:hint="default"/>
+      </w:rPr>
+    </w:lvl>
+    <w:lvl w:ilvl="2" w:tplc="0C0A0005" w:tentative="1">
+      <w:start w:val="1"/>
+      <w:numFmt w:val="bullet"/>
+      <w:lvlText w:val=""/>
+      <w:lvlJc w:val="left"/>
+      <w:pPr>
+        <w:ind w:left="2160" w:hanging="360"/>
+      </w:pPr>
+      <w:rPr>
+        <w:rFonts w:ascii="Wingdings" w:hAnsi="Wingdings" w:hint="default"/>
+      </w:rPr>
+    </w:lvl>
+    <w:lvl w:ilvl="3" w:tplc="0C0A0001" w:tentative="1">
+      <w:start w:val="1"/>
+      <w:numFmt w:val="bullet"/>
+      <w:lvlText w:val=""/>
+      <w:lvlJc w:val="left"/>
+      <w:pPr>
+        <w:ind w:left="2880" w:hanging="360"/>
+      </w:pPr>
+      <w:rPr>
+        <w:rFonts w:ascii="Symbol" w:hAnsi="Symbol" w:hint="default"/>
+      </w:rPr>
+    </w:lvl>
+    <w:lvl w:ilvl="4" w:tplc="0C0A0003" w:tentative="1">
+      <w:start w:val="1"/>
+      <w:numFmt w:val="bullet"/>
+      <w:lvlText w:val="o"/>
+      <w:lvlJc w:val="left"/>
+      <w:pPr>
+        <w:ind w:left="3600" w:hanging="360"/>
+      </w:pPr>
+      <w:rPr>
+        <w:rFonts w:ascii="Courier New" w:hAnsi="Courier New" w:cs="Courier New" w:hint="default"/>
+      </w:rPr>
+    </w:lvl>
+    <w:lvl w:ilvl="5" w:tplc="0C0A0005" w:tentative="1">
+      <w:start w:val="1"/>
+      <w:numFmt w:val="bullet"/>
+      <w:lvlText w:val=""/>
+      <w:lvlJc w:val="left"/>
+      <w:pPr>
+        <w:ind w:left="4320" w:hanging="360"/>
+      </w:pPr>
+      <w:rPr>
+        <w:rFonts w:ascii="Wingdings" w:hAnsi="Wingdings" w:hint="default"/>
+      </w:rPr>
+    </w:lvl>
+    <w:lvl w:ilvl="6" w:tplc="0C0A0001" w:tentative="1">
+      <w:start w:val="1"/>
+      <w:numFmt w:val="bullet"/>
+      <w:lvlText w:val=""/>
+      <w:lvlJc w:val="left"/>
+      <w:pPr>
+        <w:ind w:left="5040" w:hanging="360"/>
+      </w:pPr>
+      <w:rPr>
+        <w:rFonts w:ascii="Symbol" w:hAnsi="Symbol" w:hint="default"/>
+      </w:rPr>
+    </w:lvl>
+    <w:lvl w:ilvl="7" w:tplc="0C0A0003" w:tentative="1">
+      <w:start w:val="1"/>
+      <w:numFmt w:val="bullet"/>
+      <w:lvlText w:val="o"/>
+      <w:lvlJc w:val="left"/>
+      <w:pPr>
+        <w:ind w:left="5760" w:hanging="360"/>
+      </w:pPr>
+      <w:rPr>
+        <w:rFonts w:ascii="Courier New" w:hAnsi="Courier New" w:cs="Courier New" w:hint="default"/>
+      </w:rPr>
+    </w:lvl>
+    <w:lvl w:ilvl="8" w:tplc="0C0A0005" w:tentative="1">
+      <w:start w:val="1"/>
+      <w:numFmt w:val="bullet"/>
+      <w:lvlText w:val=""/>
+      <w:lvlJc w:val="left"/>
+      <w:pPr>
+        <w:ind w:left="6480" w:hanging="360"/>
+      </w:pPr>
+      <w:rPr>
+        <w:rFonts w:ascii="Wingdings" w:hAnsi="Wingdings" w:hint="default"/>
+      </w:rPr>
+    </w:lvl>
+  </w:abstractNum>
   <w:num w:numId="1">
     <w:abstractNumId w:val="0"/>
+  </w:num>
+  <w:num w:numId="2">
+    <w:abstractNumId w:val="1"/>
   </w:num>
 </w:numbering>
 </file>

--- a/Examenes/EXAMEN CLASES PARTICULARES.docx
+++ b/Examenes/EXAMEN CLASES PARTICULARES.docx
@@ -1065,23 +1065,13 @@
           <w:rFonts w:ascii="CIDFont+F2" w:hAnsi="CIDFont+F2" w:cs="CIDFont+F2"/>
         </w:rPr>
       </w:pPr>
-      <w:proofErr w:type="spellStart"/>
-      <w:r>
-        <w:rPr>
-          <w:rFonts w:ascii="CIDFont+F2" w:hAnsi="CIDFont+F2" w:cs="CIDFont+F2"/>
-          <w:b/>
-          <w:bCs/>
-        </w:rPr>
-        <w:t>String</w:t>
-      </w:r>
-      <w:proofErr w:type="spellEnd"/>
-      <w:r>
-        <w:rPr>
-          <w:rFonts w:ascii="CIDFont+F2" w:hAnsi="CIDFont+F2" w:cs="CIDFont+F2"/>
-          <w:b/>
-          <w:bCs/>
-        </w:rPr>
-        <w:t xml:space="preserve"> animal = “Perro”;</w:t>
+      <w:r>
+        <w:rPr>
+          <w:rFonts w:ascii="CIDFont+F2" w:hAnsi="CIDFont+F2" w:cs="CIDFont+F2"/>
+          <w:b/>
+          <w:bCs/>
+        </w:rPr>
+        <w:t>String animal = “Perro”;</w:t>
       </w:r>
     </w:p>
     <w:p>
@@ -1099,41 +1089,13 @@
           <w:rFonts w:ascii="CIDFont+F2" w:hAnsi="CIDFont+F2" w:cs="CIDFont+F2"/>
         </w:rPr>
       </w:pPr>
-      <w:proofErr w:type="spellStart"/>
-      <w:r>
-        <w:rPr>
-          <w:rFonts w:ascii="CIDFont+F2" w:hAnsi="CIDFont+F2" w:cs="CIDFont+F2"/>
-          <w:b/>
-          <w:bCs/>
-        </w:rPr>
-        <w:t>Float</w:t>
-      </w:r>
-      <w:proofErr w:type="spellEnd"/>
-      <w:r>
-        <w:rPr>
-          <w:rFonts w:ascii="CIDFont+F2" w:hAnsi="CIDFont+F2" w:cs="CIDFont+F2"/>
-          <w:b/>
-          <w:bCs/>
-        </w:rPr>
-        <w:t xml:space="preserve"> </w:t>
-      </w:r>
-      <w:proofErr w:type="spellStart"/>
-      <w:r>
-        <w:rPr>
-          <w:rFonts w:ascii="CIDFont+F2" w:hAnsi="CIDFont+F2" w:cs="CIDFont+F2"/>
-          <w:b/>
-          <w:bCs/>
-        </w:rPr>
-        <w:t>numeroDecimal</w:t>
-      </w:r>
-      <w:proofErr w:type="spellEnd"/>
-      <w:r>
-        <w:rPr>
-          <w:rFonts w:ascii="CIDFont+F2" w:hAnsi="CIDFont+F2" w:cs="CIDFont+F2"/>
-          <w:b/>
-          <w:bCs/>
-        </w:rPr>
-        <w:t xml:space="preserve"> = 2.0;</w:t>
+      <w:r>
+        <w:rPr>
+          <w:rFonts w:ascii="CIDFont+F2" w:hAnsi="CIDFont+F2" w:cs="CIDFont+F2"/>
+          <w:b/>
+          <w:bCs/>
+        </w:rPr>
+        <w:t>Float numeroDecimal = 2.0;</w:t>
       </w:r>
     </w:p>
     <w:p>
@@ -1151,25 +1113,14 @@
           <w:rFonts w:ascii="CIDFont+F2" w:hAnsi="CIDFont+F2" w:cs="CIDFont+F2"/>
         </w:rPr>
       </w:pPr>
-      <w:proofErr w:type="spellStart"/>
-      <w:r>
-        <w:rPr>
-          <w:rFonts w:ascii="CIDFont+F2" w:hAnsi="CIDFont+F2" w:cs="CIDFont+F2"/>
-          <w:b/>
-          <w:bCs/>
-        </w:rPr>
-        <w:t>Boolean</w:t>
-      </w:r>
-      <w:proofErr w:type="spellEnd"/>
-      <w:r>
-        <w:rPr>
-          <w:rFonts w:ascii="CIDFont+F2" w:hAnsi="CIDFont+F2" w:cs="CIDFont+F2"/>
-          <w:b/>
-          <w:bCs/>
-        </w:rPr>
-        <w:t xml:space="preserve"> </w:t>
-      </w:r>
-      <w:proofErr w:type="spellStart"/>
+      <w:r>
+        <w:rPr>
+          <w:rFonts w:ascii="CIDFont+F2" w:hAnsi="CIDFont+F2" w:cs="CIDFont+F2"/>
+          <w:b/>
+          <w:bCs/>
+        </w:rPr>
+        <w:t xml:space="preserve">Boolean </w:t>
+      </w:r>
       <w:r>
         <w:rPr>
           <w:rFonts w:ascii="CIDFont+F2" w:hAnsi="CIDFont+F2" w:cs="CIDFont+F2"/>
@@ -1178,7 +1129,6 @@
         </w:rPr>
         <w:t>vof</w:t>
       </w:r>
-      <w:proofErr w:type="spellEnd"/>
       <w:r>
         <w:rPr>
           <w:rFonts w:ascii="CIDFont+F2" w:hAnsi="CIDFont+F2" w:cs="CIDFont+F2"/>
@@ -1203,23 +1153,13 @@
           <w:rFonts w:ascii="CIDFont+F2" w:hAnsi="CIDFont+F2" w:cs="CIDFont+F2"/>
         </w:rPr>
       </w:pPr>
-      <w:proofErr w:type="spellStart"/>
-      <w:r>
-        <w:rPr>
-          <w:rFonts w:ascii="CIDFont+F2" w:hAnsi="CIDFont+F2" w:cs="CIDFont+F2"/>
-          <w:b/>
-          <w:bCs/>
-        </w:rPr>
-        <w:t>String</w:t>
-      </w:r>
-      <w:proofErr w:type="spellEnd"/>
-      <w:r>
-        <w:rPr>
-          <w:rFonts w:ascii="CIDFont+F2" w:hAnsi="CIDFont+F2" w:cs="CIDFont+F2"/>
-          <w:b/>
-          <w:bCs/>
-        </w:rPr>
-        <w:t xml:space="preserve"> nombre = “Juan”;</w:t>
+      <w:r>
+        <w:rPr>
+          <w:rFonts w:ascii="CIDFont+F2" w:hAnsi="CIDFont+F2" w:cs="CIDFont+F2"/>
+          <w:b/>
+          <w:bCs/>
+        </w:rPr>
+        <w:t>String nombre = “Juan”;</w:t>
       </w:r>
     </w:p>
     <w:p>
@@ -1237,41 +1177,13 @@
           <w:rFonts w:ascii="CIDFont+F2" w:hAnsi="CIDFont+F2" w:cs="CIDFont+F2"/>
         </w:rPr>
       </w:pPr>
-      <w:proofErr w:type="spellStart"/>
-      <w:r>
-        <w:rPr>
-          <w:rFonts w:ascii="CIDFont+F2" w:hAnsi="CIDFont+F2" w:cs="CIDFont+F2"/>
-          <w:b/>
-          <w:bCs/>
-        </w:rPr>
-        <w:t>Int</w:t>
-      </w:r>
-      <w:proofErr w:type="spellEnd"/>
-      <w:r>
-        <w:rPr>
-          <w:rFonts w:ascii="CIDFont+F2" w:hAnsi="CIDFont+F2" w:cs="CIDFont+F2"/>
-          <w:b/>
-          <w:bCs/>
-        </w:rPr>
-        <w:t xml:space="preserve"> </w:t>
-      </w:r>
-      <w:proofErr w:type="spellStart"/>
-      <w:r>
-        <w:rPr>
-          <w:rFonts w:ascii="CIDFont+F2" w:hAnsi="CIDFont+F2" w:cs="CIDFont+F2"/>
-          <w:b/>
-          <w:bCs/>
-        </w:rPr>
-        <w:t>number</w:t>
-      </w:r>
-      <w:proofErr w:type="spellEnd"/>
-      <w:r>
-        <w:rPr>
-          <w:rFonts w:ascii="CIDFont+F2" w:hAnsi="CIDFont+F2" w:cs="CIDFont+F2"/>
-          <w:b/>
-          <w:bCs/>
-        </w:rPr>
-        <w:t xml:space="preserve"> = 480;</w:t>
+      <w:r>
+        <w:rPr>
+          <w:rFonts w:ascii="CIDFont+F2" w:hAnsi="CIDFont+F2" w:cs="CIDFont+F2"/>
+          <w:b/>
+          <w:bCs/>
+        </w:rPr>
+        <w:t>Int number = 480;</w:t>
       </w:r>
     </w:p>
     <w:p>
@@ -1289,23 +1201,13 @@
           <w:rFonts w:ascii="CIDFont+F2" w:hAnsi="CIDFont+F2" w:cs="CIDFont+F2"/>
         </w:rPr>
       </w:pPr>
-      <w:proofErr w:type="spellStart"/>
-      <w:r>
-        <w:rPr>
-          <w:rFonts w:ascii="CIDFont+F2" w:hAnsi="CIDFont+F2" w:cs="CIDFont+F2"/>
-          <w:b/>
-          <w:bCs/>
-        </w:rPr>
-        <w:t>Char</w:t>
-      </w:r>
-      <w:proofErr w:type="spellEnd"/>
-      <w:r>
-        <w:rPr>
-          <w:rFonts w:ascii="CIDFont+F2" w:hAnsi="CIDFont+F2" w:cs="CIDFont+F2"/>
-          <w:b/>
-          <w:bCs/>
-        </w:rPr>
-        <w:t xml:space="preserve"> = ‘C’;</w:t>
+      <w:r>
+        <w:rPr>
+          <w:rFonts w:ascii="CIDFont+F2" w:hAnsi="CIDFont+F2" w:cs="CIDFont+F2"/>
+          <w:b/>
+          <w:bCs/>
+        </w:rPr>
+        <w:t>Char = ‘C’;</w:t>
       </w:r>
     </w:p>
     <w:p>
@@ -1323,23 +1225,13 @@
           <w:rFonts w:ascii="CIDFont+F2" w:hAnsi="CIDFont+F2" w:cs="CIDFont+F2"/>
         </w:rPr>
       </w:pPr>
-      <w:proofErr w:type="spellStart"/>
-      <w:r>
-        <w:rPr>
-          <w:rFonts w:ascii="CIDFont+F2" w:hAnsi="CIDFont+F2" w:cs="CIDFont+F2"/>
-          <w:b/>
-          <w:bCs/>
-        </w:rPr>
-        <w:t>Int</w:t>
-      </w:r>
-      <w:proofErr w:type="spellEnd"/>
-      <w:r>
-        <w:rPr>
-          <w:rFonts w:ascii="CIDFont+F2" w:hAnsi="CIDFont+F2" w:cs="CIDFont+F2"/>
-          <w:b/>
-          <w:bCs/>
-        </w:rPr>
-        <w:t xml:space="preserve"> numero = 325;</w:t>
+      <w:r>
+        <w:rPr>
+          <w:rFonts w:ascii="CIDFont+F2" w:hAnsi="CIDFont+F2" w:cs="CIDFont+F2"/>
+          <w:b/>
+          <w:bCs/>
+        </w:rPr>
+        <w:t>Int numero = 325;</w:t>
       </w:r>
     </w:p>
     <w:p>
@@ -1359,23 +1251,13 @@
           <w:bCs/>
         </w:rPr>
       </w:pPr>
-      <w:proofErr w:type="spellStart"/>
-      <w:r>
-        <w:rPr>
-          <w:rFonts w:ascii="CIDFont+F2" w:hAnsi="CIDFont+F2" w:cs="CIDFont+F2"/>
-          <w:b/>
-          <w:bCs/>
-        </w:rPr>
-        <w:t>Boolean</w:t>
-      </w:r>
-      <w:proofErr w:type="spellEnd"/>
-      <w:r>
-        <w:rPr>
-          <w:rFonts w:ascii="CIDFont+F2" w:hAnsi="CIDFont+F2" w:cs="CIDFont+F2"/>
-          <w:b/>
-          <w:bCs/>
-        </w:rPr>
-        <w:t xml:space="preserve"> verdad = true</w:t>
+      <w:r>
+        <w:rPr>
+          <w:rFonts w:ascii="CIDFont+F2" w:hAnsi="CIDFont+F2" w:cs="CIDFont+F2"/>
+          <w:b/>
+          <w:bCs/>
+        </w:rPr>
+        <w:t>Boolean verdad = true</w:t>
       </w:r>
       <w:r>
         <w:rPr>
@@ -1403,34 +1285,14 @@
           <w:bCs/>
         </w:rPr>
       </w:pPr>
-      <w:proofErr w:type="spellStart"/>
-      <w:r>
-        <w:rPr>
-          <w:rFonts w:ascii="CIDFont+F2" w:hAnsi="CIDFont+F2" w:cs="CIDFont+F2"/>
-          <w:b/>
-          <w:bCs/>
-        </w:rPr>
-        <w:t>Double</w:t>
-      </w:r>
-      <w:proofErr w:type="spellEnd"/>
-      <w:r>
-        <w:rPr>
-          <w:rFonts w:ascii="CIDFont+F2" w:hAnsi="CIDFont+F2" w:cs="CIDFont+F2"/>
-          <w:b/>
-          <w:bCs/>
-        </w:rPr>
-        <w:t xml:space="preserve"> </w:t>
-      </w:r>
-      <w:proofErr w:type="spellStart"/>
-      <w:r>
-        <w:rPr>
-          <w:rFonts w:ascii="CIDFont+F2" w:hAnsi="CIDFont+F2" w:cs="CIDFont+F2"/>
-          <w:b/>
-          <w:bCs/>
-        </w:rPr>
-        <w:t>numbers</w:t>
-      </w:r>
-      <w:proofErr w:type="spellEnd"/>
+      <w:r>
+        <w:rPr>
+          <w:rFonts w:ascii="CIDFont+F2" w:hAnsi="CIDFont+F2" w:cs="CIDFont+F2"/>
+          <w:b/>
+          <w:bCs/>
+        </w:rPr>
+        <w:t>Double numbers</w:t>
+      </w:r>
       <w:r>
         <w:rPr>
           <w:rFonts w:ascii="CIDFont+F2" w:hAnsi="CIDFont+F2" w:cs="CIDFont+F2"/>
@@ -1457,41 +1319,13 @@
           <w:bCs/>
         </w:rPr>
       </w:pPr>
-      <w:proofErr w:type="spellStart"/>
-      <w:r>
-        <w:rPr>
-          <w:rFonts w:ascii="CIDFont+F2" w:hAnsi="CIDFont+F2" w:cs="CIDFont+F2"/>
-          <w:b/>
-          <w:bCs/>
-        </w:rPr>
-        <w:t>Char</w:t>
-      </w:r>
-      <w:proofErr w:type="spellEnd"/>
-      <w:r>
-        <w:rPr>
-          <w:rFonts w:ascii="CIDFont+F2" w:hAnsi="CIDFont+F2" w:cs="CIDFont+F2"/>
-          <w:b/>
-          <w:bCs/>
-        </w:rPr>
-        <w:t xml:space="preserve"> </w:t>
-      </w:r>
-      <w:proofErr w:type="spellStart"/>
-      <w:r>
-        <w:rPr>
-          <w:rFonts w:ascii="CIDFont+F2" w:hAnsi="CIDFont+F2" w:cs="CIDFont+F2"/>
-          <w:b/>
-          <w:bCs/>
-        </w:rPr>
-        <w:t>unCaracter</w:t>
-      </w:r>
-      <w:proofErr w:type="spellEnd"/>
-      <w:r>
-        <w:rPr>
-          <w:rFonts w:ascii="CIDFont+F2" w:hAnsi="CIDFont+F2" w:cs="CIDFont+F2"/>
-          <w:b/>
-          <w:bCs/>
-        </w:rPr>
-        <w:t xml:space="preserve"> = ‘m’</w:t>
+      <w:r>
+        <w:rPr>
+          <w:rFonts w:ascii="CIDFont+F2" w:hAnsi="CIDFont+F2" w:cs="CIDFont+F2"/>
+          <w:b/>
+          <w:bCs/>
+        </w:rPr>
+        <w:t>Char unCaracter = ‘m’</w:t>
       </w:r>
     </w:p>
     <w:p>
@@ -1635,7 +1469,6 @@
           <w:bCs/>
         </w:rPr>
       </w:pPr>
-      <w:proofErr w:type="spellStart"/>
       <w:r>
         <w:rPr>
           <w:rFonts w:ascii="CIDFont+F2" w:hAnsi="CIDFont+F2" w:cs="CIDFont+F2"/>
@@ -1651,367 +1484,164 @@
           <w:b/>
           <w:bCs/>
         </w:rPr>
-        <w:t>ublic</w:t>
-      </w:r>
-      <w:proofErr w:type="spellEnd"/>
-      <w:r>
-        <w:rPr>
-          <w:rFonts w:ascii="CIDFont+F2" w:hAnsi="CIDFont+F2" w:cs="CIDFont+F2"/>
-          <w:b/>
-          <w:bCs/>
-        </w:rPr>
-        <w:t xml:space="preserve"> </w:t>
-      </w:r>
-      <w:proofErr w:type="spellStart"/>
-      <w:r>
-        <w:rPr>
-          <w:rFonts w:ascii="CIDFont+F2" w:hAnsi="CIDFont+F2" w:cs="CIDFont+F2"/>
-          <w:b/>
-          <w:bCs/>
-        </w:rPr>
-        <w:t>static</w:t>
-      </w:r>
-      <w:proofErr w:type="spellEnd"/>
-      <w:r>
-        <w:rPr>
-          <w:rFonts w:ascii="CIDFont+F2" w:hAnsi="CIDFont+F2" w:cs="CIDFont+F2"/>
-          <w:b/>
-          <w:bCs/>
-        </w:rPr>
-        <w:t xml:space="preserve"> </w:t>
-      </w:r>
-      <w:proofErr w:type="spellStart"/>
-      <w:r>
-        <w:rPr>
-          <w:rFonts w:ascii="CIDFont+F2" w:hAnsi="CIDFont+F2" w:cs="CIDFont+F2"/>
-          <w:b/>
-          <w:bCs/>
-        </w:rPr>
-        <w:t>void</w:t>
-      </w:r>
-      <w:proofErr w:type="spellEnd"/>
-      <w:r>
-        <w:rPr>
-          <w:rFonts w:ascii="CIDFont+F2" w:hAnsi="CIDFont+F2" w:cs="CIDFont+F2"/>
-          <w:b/>
-          <w:bCs/>
-        </w:rPr>
-        <w:t xml:space="preserve"> </w:t>
-      </w:r>
-      <w:proofErr w:type="spellStart"/>
-      <w:r>
-        <w:rPr>
-          <w:rFonts w:ascii="CIDFont+F2" w:hAnsi="CIDFont+F2" w:cs="CIDFont+F2"/>
-          <w:b/>
-          <w:bCs/>
-        </w:rPr>
-        <w:t>main</w:t>
-      </w:r>
-      <w:proofErr w:type="spellEnd"/>
-      <w:r>
-        <w:rPr>
-          <w:rFonts w:ascii="CIDFont+F2" w:hAnsi="CIDFont+F2" w:cs="CIDFont+F2"/>
-          <w:b/>
-          <w:bCs/>
-        </w:rPr>
-        <w:t xml:space="preserve"> (</w:t>
-      </w:r>
-      <w:proofErr w:type="spellStart"/>
-      <w:r>
-        <w:rPr>
-          <w:rFonts w:ascii="CIDFont+F2" w:hAnsi="CIDFont+F2" w:cs="CIDFont+F2"/>
-          <w:b/>
-          <w:bCs/>
-        </w:rPr>
-        <w:t>String</w:t>
-      </w:r>
-      <w:proofErr w:type="spellEnd"/>
-      <w:r>
-        <w:rPr>
-          <w:rFonts w:ascii="CIDFont+F2" w:hAnsi="CIDFont+F2" w:cs="CIDFont+F2"/>
-          <w:b/>
-          <w:bCs/>
-        </w:rPr>
-        <w:t xml:space="preserve">[]) </w:t>
-      </w:r>
-      <w:proofErr w:type="spellStart"/>
-      <w:r>
-        <w:rPr>
-          <w:rFonts w:ascii="CIDFont+F2" w:hAnsi="CIDFont+F2" w:cs="CIDFont+F2"/>
-          <w:b/>
-          <w:bCs/>
-        </w:rPr>
-        <w:t>args</w:t>
-      </w:r>
-      <w:proofErr w:type="spellEnd"/>
-      <w:r>
-        <w:rPr>
-          <w:rFonts w:ascii="CIDFont+F2" w:hAnsi="CIDFont+F2" w:cs="CIDFont+F2"/>
-          <w:b/>
-          <w:bCs/>
-        </w:rPr>
-        <w:t xml:space="preserve"> {</w:t>
-      </w:r>
-    </w:p>
-    <w:p>
-      <w:pPr>
-        <w:autoSpaceDE w:val="0"/>
-        <w:autoSpaceDN w:val="0"/>
-        <w:adjustRightInd w:val="0"/>
-        <w:spacing w:after="0" w:line="240" w:lineRule="auto"/>
-        <w:rPr>
-          <w:rFonts w:ascii="CIDFont+F2" w:hAnsi="CIDFont+F2" w:cs="CIDFont+F2"/>
-          <w:b/>
-          <w:bCs/>
-        </w:rPr>
-      </w:pPr>
-    </w:p>
-    <w:p>
-      <w:pPr>
-        <w:autoSpaceDE w:val="0"/>
-        <w:autoSpaceDN w:val="0"/>
-        <w:adjustRightInd w:val="0"/>
-        <w:spacing w:after="0" w:line="240" w:lineRule="auto"/>
-        <w:rPr>
-          <w:rFonts w:ascii="CIDFont+F2" w:hAnsi="CIDFont+F2" w:cs="CIDFont+F2"/>
-          <w:b/>
-          <w:bCs/>
-        </w:rPr>
-      </w:pPr>
-      <w:proofErr w:type="spellStart"/>
-      <w:r>
-        <w:rPr>
-          <w:rFonts w:ascii="CIDFont+F2" w:hAnsi="CIDFont+F2" w:cs="CIDFont+F2"/>
-          <w:b/>
-          <w:bCs/>
-        </w:rPr>
-        <w:t>Int</w:t>
-      </w:r>
-      <w:proofErr w:type="spellEnd"/>
-      <w:r>
-        <w:rPr>
-          <w:rFonts w:ascii="CIDFont+F2" w:hAnsi="CIDFont+F2" w:cs="CIDFont+F2"/>
-          <w:b/>
-          <w:bCs/>
-        </w:rPr>
-        <w:t xml:space="preserve"> numero1 = 15;</w:t>
-      </w:r>
-    </w:p>
-    <w:p>
-      <w:pPr>
-        <w:autoSpaceDE w:val="0"/>
-        <w:autoSpaceDN w:val="0"/>
-        <w:adjustRightInd w:val="0"/>
-        <w:spacing w:after="0" w:line="240" w:lineRule="auto"/>
-        <w:rPr>
-          <w:rFonts w:ascii="CIDFont+F2" w:hAnsi="CIDFont+F2" w:cs="CIDFont+F2"/>
-          <w:b/>
-          <w:bCs/>
-        </w:rPr>
-      </w:pPr>
-      <w:proofErr w:type="spellStart"/>
-      <w:r>
-        <w:rPr>
-          <w:rFonts w:ascii="CIDFont+F2" w:hAnsi="CIDFont+F2" w:cs="CIDFont+F2"/>
-          <w:b/>
-          <w:bCs/>
-        </w:rPr>
-        <w:t>Int</w:t>
-      </w:r>
-      <w:proofErr w:type="spellEnd"/>
-      <w:r>
-        <w:rPr>
-          <w:rFonts w:ascii="CIDFont+F2" w:hAnsi="CIDFont+F2" w:cs="CIDFont+F2"/>
-          <w:b/>
-          <w:bCs/>
-        </w:rPr>
-        <w:t xml:space="preserve"> numero2 = 21;</w:t>
-      </w:r>
-    </w:p>
-    <w:p>
-      <w:pPr>
-        <w:autoSpaceDE w:val="0"/>
-        <w:autoSpaceDN w:val="0"/>
-        <w:adjustRightInd w:val="0"/>
-        <w:spacing w:after="0" w:line="240" w:lineRule="auto"/>
-        <w:rPr>
-          <w:rFonts w:ascii="CIDFont+F2" w:hAnsi="CIDFont+F2" w:cs="CIDFont+F2"/>
-          <w:b/>
-          <w:bCs/>
-        </w:rPr>
-      </w:pPr>
-    </w:p>
-    <w:p>
-      <w:pPr>
-        <w:autoSpaceDE w:val="0"/>
-        <w:autoSpaceDN w:val="0"/>
-        <w:adjustRightInd w:val="0"/>
-        <w:spacing w:after="0" w:line="240" w:lineRule="auto"/>
-        <w:rPr>
-          <w:rFonts w:ascii="CIDFont+F2" w:hAnsi="CIDFont+F2" w:cs="CIDFont+F2"/>
-          <w:b/>
-          <w:bCs/>
-        </w:rPr>
-      </w:pPr>
-      <w:proofErr w:type="spellStart"/>
-      <w:r>
-        <w:rPr>
-          <w:rFonts w:ascii="CIDFont+F2" w:hAnsi="CIDFont+F2" w:cs="CIDFont+F2"/>
-          <w:b/>
-          <w:bCs/>
-        </w:rPr>
-        <w:t>Double</w:t>
-      </w:r>
-      <w:proofErr w:type="spellEnd"/>
-      <w:r>
-        <w:rPr>
-          <w:rFonts w:ascii="CIDFont+F2" w:hAnsi="CIDFont+F2" w:cs="CIDFont+F2"/>
-          <w:b/>
-          <w:bCs/>
-        </w:rPr>
-        <w:t xml:space="preserve"> </w:t>
-      </w:r>
-      <w:proofErr w:type="spellStart"/>
-      <w:r>
-        <w:rPr>
-          <w:rFonts w:ascii="CIDFont+F2" w:hAnsi="CIDFont+F2" w:cs="CIDFont+F2"/>
-          <w:b/>
-          <w:bCs/>
-        </w:rPr>
-        <w:t>resultadoSuma</w:t>
-      </w:r>
-      <w:proofErr w:type="spellEnd"/>
-      <w:r>
-        <w:rPr>
-          <w:rFonts w:ascii="CIDFont+F2" w:hAnsi="CIDFont+F2" w:cs="CIDFont+F2"/>
-          <w:b/>
-          <w:bCs/>
-        </w:rPr>
-        <w:t xml:space="preserve"> = numero1 + numero2;</w:t>
-      </w:r>
-    </w:p>
-    <w:p>
-      <w:pPr>
-        <w:autoSpaceDE w:val="0"/>
-        <w:autoSpaceDN w:val="0"/>
-        <w:adjustRightInd w:val="0"/>
-        <w:spacing w:after="0" w:line="240" w:lineRule="auto"/>
-        <w:rPr>
-          <w:rFonts w:ascii="CIDFont+F2" w:hAnsi="CIDFont+F2" w:cs="CIDFont+F2"/>
-          <w:b/>
-          <w:bCs/>
-        </w:rPr>
-      </w:pPr>
-    </w:p>
-    <w:p>
-      <w:pPr>
-        <w:autoSpaceDE w:val="0"/>
-        <w:autoSpaceDN w:val="0"/>
-        <w:adjustRightInd w:val="0"/>
-        <w:spacing w:after="0" w:line="240" w:lineRule="auto"/>
-        <w:rPr>
-          <w:rFonts w:ascii="CIDFont+F2" w:hAnsi="CIDFont+F2" w:cs="CIDFont+F2"/>
-          <w:b/>
-          <w:bCs/>
-        </w:rPr>
-      </w:pPr>
-      <w:proofErr w:type="spellStart"/>
-      <w:r>
-        <w:rPr>
-          <w:rFonts w:ascii="CIDFont+F2" w:hAnsi="CIDFont+F2" w:cs="CIDFont+F2"/>
-          <w:b/>
-          <w:bCs/>
-        </w:rPr>
-        <w:t>Double</w:t>
-      </w:r>
-      <w:proofErr w:type="spellEnd"/>
-      <w:r>
-        <w:rPr>
-          <w:rFonts w:ascii="CIDFont+F2" w:hAnsi="CIDFont+F2" w:cs="CIDFont+F2"/>
-          <w:b/>
-          <w:bCs/>
-        </w:rPr>
-        <w:t xml:space="preserve"> </w:t>
-      </w:r>
-      <w:proofErr w:type="spellStart"/>
-      <w:r>
-        <w:rPr>
-          <w:rFonts w:ascii="CIDFont+F2" w:hAnsi="CIDFont+F2" w:cs="CIDFont+F2"/>
-          <w:b/>
-          <w:bCs/>
-        </w:rPr>
-        <w:t>resultadoResta</w:t>
-      </w:r>
-      <w:proofErr w:type="spellEnd"/>
-      <w:r>
-        <w:rPr>
-          <w:rFonts w:ascii="CIDFont+F2" w:hAnsi="CIDFont+F2" w:cs="CIDFont+F2"/>
-          <w:b/>
-          <w:bCs/>
-        </w:rPr>
-        <w:t xml:space="preserve"> = numero1 – numero2;</w:t>
-      </w:r>
-    </w:p>
-    <w:p>
-      <w:pPr>
-        <w:autoSpaceDE w:val="0"/>
-        <w:autoSpaceDN w:val="0"/>
-        <w:adjustRightInd w:val="0"/>
-        <w:spacing w:after="0" w:line="240" w:lineRule="auto"/>
-        <w:rPr>
-          <w:rFonts w:ascii="CIDFont+F2" w:hAnsi="CIDFont+F2" w:cs="CIDFont+F2"/>
-          <w:b/>
-          <w:bCs/>
-        </w:rPr>
-      </w:pPr>
-    </w:p>
-    <w:p>
-      <w:pPr>
-        <w:autoSpaceDE w:val="0"/>
-        <w:autoSpaceDN w:val="0"/>
-        <w:adjustRightInd w:val="0"/>
-        <w:spacing w:after="0" w:line="240" w:lineRule="auto"/>
-        <w:rPr>
-          <w:rFonts w:ascii="CIDFont+F2" w:hAnsi="CIDFont+F2" w:cs="CIDFont+F2"/>
-          <w:b/>
-          <w:bCs/>
-        </w:rPr>
-      </w:pPr>
-      <w:proofErr w:type="spellStart"/>
-      <w:r>
-        <w:rPr>
-          <w:rFonts w:ascii="CIDFont+F2" w:hAnsi="CIDFont+F2" w:cs="CIDFont+F2"/>
-          <w:b/>
-          <w:bCs/>
-        </w:rPr>
-        <w:t>Double</w:t>
-      </w:r>
-      <w:proofErr w:type="spellEnd"/>
-      <w:r>
-        <w:rPr>
-          <w:rFonts w:ascii="CIDFont+F2" w:hAnsi="CIDFont+F2" w:cs="CIDFont+F2"/>
-          <w:b/>
-          <w:bCs/>
-        </w:rPr>
-        <w:t xml:space="preserve"> </w:t>
-      </w:r>
-      <w:proofErr w:type="spellStart"/>
-      <w:r>
-        <w:rPr>
-          <w:rFonts w:ascii="CIDFont+F2" w:hAnsi="CIDFont+F2" w:cs="CIDFont+F2"/>
-          <w:b/>
-          <w:bCs/>
-        </w:rPr>
-        <w:t>resultadoMultiplicar</w:t>
-      </w:r>
-      <w:proofErr w:type="spellEnd"/>
-      <w:r>
-        <w:rPr>
-          <w:rFonts w:ascii="CIDFont+F2" w:hAnsi="CIDFont+F2" w:cs="CIDFont+F2"/>
-          <w:b/>
-          <w:bCs/>
-        </w:rPr>
-        <w:t xml:space="preserve"> = numero</w:t>
+        <w:t>ublic static void main (String[]) args {</w:t>
+      </w:r>
+    </w:p>
+    <w:p>
+      <w:pPr>
+        <w:autoSpaceDE w:val="0"/>
+        <w:autoSpaceDN w:val="0"/>
+        <w:adjustRightInd w:val="0"/>
+        <w:spacing w:after="0" w:line="240" w:lineRule="auto"/>
+        <w:rPr>
+          <w:rFonts w:ascii="CIDFont+F2" w:hAnsi="CIDFont+F2" w:cs="CIDFont+F2"/>
+          <w:b/>
+          <w:bCs/>
+        </w:rPr>
+      </w:pPr>
+    </w:p>
+    <w:p>
+      <w:pPr>
+        <w:autoSpaceDE w:val="0"/>
+        <w:autoSpaceDN w:val="0"/>
+        <w:adjustRightInd w:val="0"/>
+        <w:spacing w:after="0" w:line="240" w:lineRule="auto"/>
+        <w:rPr>
+          <w:rFonts w:ascii="CIDFont+F2" w:hAnsi="CIDFont+F2" w:cs="CIDFont+F2"/>
+          <w:b/>
+          <w:bCs/>
+        </w:rPr>
+      </w:pPr>
+      <w:r>
+        <w:rPr>
+          <w:rFonts w:ascii="CIDFont+F2" w:hAnsi="CIDFont+F2" w:cs="CIDFont+F2"/>
+          <w:b/>
+          <w:bCs/>
+        </w:rPr>
+        <w:t>Int numero1 = 15;</w:t>
+      </w:r>
+    </w:p>
+    <w:p>
+      <w:pPr>
+        <w:autoSpaceDE w:val="0"/>
+        <w:autoSpaceDN w:val="0"/>
+        <w:adjustRightInd w:val="0"/>
+        <w:spacing w:after="0" w:line="240" w:lineRule="auto"/>
+        <w:rPr>
+          <w:rFonts w:ascii="CIDFont+F2" w:hAnsi="CIDFont+F2" w:cs="CIDFont+F2"/>
+          <w:b/>
+          <w:bCs/>
+        </w:rPr>
+      </w:pPr>
+      <w:r>
+        <w:rPr>
+          <w:rFonts w:ascii="CIDFont+F2" w:hAnsi="CIDFont+F2" w:cs="CIDFont+F2"/>
+          <w:b/>
+          <w:bCs/>
+        </w:rPr>
+        <w:t>Int numero2 = 21;</w:t>
+      </w:r>
+    </w:p>
+    <w:p>
+      <w:pPr>
+        <w:autoSpaceDE w:val="0"/>
+        <w:autoSpaceDN w:val="0"/>
+        <w:adjustRightInd w:val="0"/>
+        <w:spacing w:after="0" w:line="240" w:lineRule="auto"/>
+        <w:rPr>
+          <w:rFonts w:ascii="CIDFont+F2" w:hAnsi="CIDFont+F2" w:cs="CIDFont+F2"/>
+          <w:b/>
+          <w:bCs/>
+        </w:rPr>
+      </w:pPr>
+    </w:p>
+    <w:p>
+      <w:pPr>
+        <w:autoSpaceDE w:val="0"/>
+        <w:autoSpaceDN w:val="0"/>
+        <w:adjustRightInd w:val="0"/>
+        <w:spacing w:after="0" w:line="240" w:lineRule="auto"/>
+        <w:rPr>
+          <w:rFonts w:ascii="CIDFont+F2" w:hAnsi="CIDFont+F2" w:cs="CIDFont+F2"/>
+          <w:b/>
+          <w:bCs/>
+        </w:rPr>
+      </w:pPr>
+      <w:r>
+        <w:rPr>
+          <w:rFonts w:ascii="CIDFont+F2" w:hAnsi="CIDFont+F2" w:cs="CIDFont+F2"/>
+          <w:b/>
+          <w:bCs/>
+        </w:rPr>
+        <w:t>Double resultadoSuma = numero1 + numero2;</w:t>
+      </w:r>
+    </w:p>
+    <w:p>
+      <w:pPr>
+        <w:autoSpaceDE w:val="0"/>
+        <w:autoSpaceDN w:val="0"/>
+        <w:adjustRightInd w:val="0"/>
+        <w:spacing w:after="0" w:line="240" w:lineRule="auto"/>
+        <w:rPr>
+          <w:rFonts w:ascii="CIDFont+F2" w:hAnsi="CIDFont+F2" w:cs="CIDFont+F2"/>
+          <w:b/>
+          <w:bCs/>
+        </w:rPr>
+      </w:pPr>
+    </w:p>
+    <w:p>
+      <w:pPr>
+        <w:autoSpaceDE w:val="0"/>
+        <w:autoSpaceDN w:val="0"/>
+        <w:adjustRightInd w:val="0"/>
+        <w:spacing w:after="0" w:line="240" w:lineRule="auto"/>
+        <w:rPr>
+          <w:rFonts w:ascii="CIDFont+F2" w:hAnsi="CIDFont+F2" w:cs="CIDFont+F2"/>
+          <w:b/>
+          <w:bCs/>
+        </w:rPr>
+      </w:pPr>
+      <w:r>
+        <w:rPr>
+          <w:rFonts w:ascii="CIDFont+F2" w:hAnsi="CIDFont+F2" w:cs="CIDFont+F2"/>
+          <w:b/>
+          <w:bCs/>
+        </w:rPr>
+        <w:t>Double resultadoResta = numero1 – numero2;</w:t>
+      </w:r>
+    </w:p>
+    <w:p>
+      <w:pPr>
+        <w:autoSpaceDE w:val="0"/>
+        <w:autoSpaceDN w:val="0"/>
+        <w:adjustRightInd w:val="0"/>
+        <w:spacing w:after="0" w:line="240" w:lineRule="auto"/>
+        <w:rPr>
+          <w:rFonts w:ascii="CIDFont+F2" w:hAnsi="CIDFont+F2" w:cs="CIDFont+F2"/>
+          <w:b/>
+          <w:bCs/>
+        </w:rPr>
+      </w:pPr>
+    </w:p>
+    <w:p>
+      <w:pPr>
+        <w:autoSpaceDE w:val="0"/>
+        <w:autoSpaceDN w:val="0"/>
+        <w:adjustRightInd w:val="0"/>
+        <w:spacing w:after="0" w:line="240" w:lineRule="auto"/>
+        <w:rPr>
+          <w:rFonts w:ascii="CIDFont+F2" w:hAnsi="CIDFont+F2" w:cs="CIDFont+F2"/>
+          <w:b/>
+          <w:bCs/>
+        </w:rPr>
+      </w:pPr>
+      <w:r>
+        <w:rPr>
+          <w:rFonts w:ascii="CIDFont+F2" w:hAnsi="CIDFont+F2" w:cs="CIDFont+F2"/>
+          <w:b/>
+          <w:bCs/>
+        </w:rPr>
+        <w:t>Double resultadoMultiplicar = numero</w:t>
       </w:r>
       <w:r>
         <w:rPr>
@@ -2055,41 +1685,13 @@
           <w:bCs/>
         </w:rPr>
       </w:pPr>
-      <w:proofErr w:type="spellStart"/>
-      <w:r>
-        <w:rPr>
-          <w:rFonts w:ascii="CIDFont+F2" w:hAnsi="CIDFont+F2" w:cs="CIDFont+F2"/>
-          <w:b/>
-          <w:bCs/>
-        </w:rPr>
-        <w:t>Double</w:t>
-      </w:r>
-      <w:proofErr w:type="spellEnd"/>
-      <w:r>
-        <w:rPr>
-          <w:rFonts w:ascii="CIDFont+F2" w:hAnsi="CIDFont+F2" w:cs="CIDFont+F2"/>
-          <w:b/>
-          <w:bCs/>
-        </w:rPr>
-        <w:t xml:space="preserve"> </w:t>
-      </w:r>
-      <w:proofErr w:type="spellStart"/>
-      <w:r>
-        <w:rPr>
-          <w:rFonts w:ascii="CIDFont+F2" w:hAnsi="CIDFont+F2" w:cs="CIDFont+F2"/>
-          <w:b/>
-          <w:bCs/>
-        </w:rPr>
-        <w:t>resultadoDividir</w:t>
-      </w:r>
-      <w:proofErr w:type="spellEnd"/>
-      <w:r>
-        <w:rPr>
-          <w:rFonts w:ascii="CIDFont+F2" w:hAnsi="CIDFont+F2" w:cs="CIDFont+F2"/>
-          <w:b/>
-          <w:bCs/>
-        </w:rPr>
-        <w:t xml:space="preserve"> = numero1 / numero2;</w:t>
+      <w:r>
+        <w:rPr>
+          <w:rFonts w:ascii="CIDFont+F2" w:hAnsi="CIDFont+F2" w:cs="CIDFont+F2"/>
+          <w:b/>
+          <w:bCs/>
+        </w:rPr>
+        <w:t>Double resultadoDividir = numero1 / numero2;</w:t>
       </w:r>
     </w:p>
     <w:p>
@@ -2217,370 +1819,236 @@
           <w:bCs/>
         </w:rPr>
       </w:pPr>
-      <w:proofErr w:type="spellStart"/>
-      <w:r>
-        <w:rPr>
-          <w:rFonts w:ascii="CIDFont+F2" w:hAnsi="CIDFont+F2" w:cs="CIDFont+F2"/>
-          <w:b/>
-          <w:bCs/>
-        </w:rPr>
-        <w:t>public</w:t>
-      </w:r>
-      <w:proofErr w:type="spellEnd"/>
-      <w:r>
-        <w:rPr>
-          <w:rFonts w:ascii="CIDFont+F2" w:hAnsi="CIDFont+F2" w:cs="CIDFont+F2"/>
-          <w:b/>
-          <w:bCs/>
-        </w:rPr>
-        <w:t xml:space="preserve"> </w:t>
-      </w:r>
-      <w:proofErr w:type="spellStart"/>
-      <w:r>
-        <w:rPr>
-          <w:rFonts w:ascii="CIDFont+F2" w:hAnsi="CIDFont+F2" w:cs="CIDFont+F2"/>
-          <w:b/>
-          <w:bCs/>
-        </w:rPr>
-        <w:t>static</w:t>
-      </w:r>
-      <w:proofErr w:type="spellEnd"/>
-      <w:r>
-        <w:rPr>
-          <w:rFonts w:ascii="CIDFont+F2" w:hAnsi="CIDFont+F2" w:cs="CIDFont+F2"/>
-          <w:b/>
-          <w:bCs/>
-        </w:rPr>
-        <w:t xml:space="preserve"> </w:t>
-      </w:r>
-      <w:proofErr w:type="spellStart"/>
-      <w:r>
-        <w:rPr>
-          <w:rFonts w:ascii="CIDFont+F2" w:hAnsi="CIDFont+F2" w:cs="CIDFont+F2"/>
-          <w:b/>
-          <w:bCs/>
-        </w:rPr>
-        <w:t>void</w:t>
-      </w:r>
-      <w:proofErr w:type="spellEnd"/>
-      <w:r>
-        <w:rPr>
-          <w:rFonts w:ascii="CIDFont+F2" w:hAnsi="CIDFont+F2" w:cs="CIDFont+F2"/>
-          <w:b/>
-          <w:bCs/>
-        </w:rPr>
-        <w:t xml:space="preserve"> </w:t>
-      </w:r>
-      <w:proofErr w:type="spellStart"/>
-      <w:r>
-        <w:rPr>
-          <w:rFonts w:ascii="CIDFont+F2" w:hAnsi="CIDFont+F2" w:cs="CIDFont+F2"/>
-          <w:b/>
-          <w:bCs/>
-        </w:rPr>
-        <w:t>main</w:t>
-      </w:r>
-      <w:proofErr w:type="spellEnd"/>
-      <w:r>
-        <w:rPr>
-          <w:rFonts w:ascii="CIDFont+F2" w:hAnsi="CIDFont+F2" w:cs="CIDFont+F2"/>
-          <w:b/>
-          <w:bCs/>
-        </w:rPr>
-        <w:t xml:space="preserve"> (</w:t>
-      </w:r>
-      <w:proofErr w:type="spellStart"/>
-      <w:r>
-        <w:rPr>
-          <w:rFonts w:ascii="CIDFont+F2" w:hAnsi="CIDFont+F2" w:cs="CIDFont+F2"/>
-          <w:b/>
-          <w:bCs/>
-        </w:rPr>
-        <w:t>String</w:t>
-      </w:r>
-      <w:proofErr w:type="spellEnd"/>
-      <w:r>
-        <w:rPr>
-          <w:rFonts w:ascii="CIDFont+F2" w:hAnsi="CIDFont+F2" w:cs="CIDFont+F2"/>
-          <w:b/>
-          <w:bCs/>
-        </w:rPr>
-        <w:t xml:space="preserve">[]) </w:t>
-      </w:r>
-      <w:proofErr w:type="spellStart"/>
-      <w:r>
-        <w:rPr>
-          <w:rFonts w:ascii="CIDFont+F2" w:hAnsi="CIDFont+F2" w:cs="CIDFont+F2"/>
-          <w:b/>
-          <w:bCs/>
-        </w:rPr>
-        <w:t>args</w:t>
-      </w:r>
-      <w:proofErr w:type="spellEnd"/>
-      <w:r>
-        <w:rPr>
-          <w:rFonts w:ascii="CIDFont+F2" w:hAnsi="CIDFont+F2" w:cs="CIDFont+F2"/>
-          <w:b/>
-          <w:bCs/>
-        </w:rPr>
-        <w:t xml:space="preserve"> {</w:t>
-      </w:r>
-    </w:p>
-    <w:p>
-      <w:pPr>
-        <w:autoSpaceDE w:val="0"/>
-        <w:autoSpaceDN w:val="0"/>
-        <w:adjustRightInd w:val="0"/>
-        <w:spacing w:after="0" w:line="240" w:lineRule="auto"/>
-        <w:rPr>
-          <w:rFonts w:ascii="CIDFont+F2" w:hAnsi="CIDFont+F2" w:cs="CIDFont+F2"/>
-          <w:b/>
-          <w:bCs/>
-        </w:rPr>
-      </w:pPr>
-    </w:p>
-    <w:p>
-      <w:pPr>
-        <w:autoSpaceDE w:val="0"/>
-        <w:autoSpaceDN w:val="0"/>
-        <w:adjustRightInd w:val="0"/>
-        <w:spacing w:after="0" w:line="240" w:lineRule="auto"/>
-        <w:rPr>
-          <w:rFonts w:ascii="CIDFont+F2" w:hAnsi="CIDFont+F2" w:cs="CIDFont+F2"/>
-          <w:b/>
-          <w:bCs/>
-        </w:rPr>
-      </w:pPr>
-      <w:r>
-        <w:rPr>
-          <w:rFonts w:ascii="CIDFont+F2" w:hAnsi="CIDFont+F2" w:cs="CIDFont+F2"/>
-          <w:b/>
-          <w:bCs/>
-        </w:rPr>
-        <w:t>Scanner teclado = new Scanner (System.in);</w:t>
-      </w:r>
-    </w:p>
-    <w:p>
-      <w:pPr>
-        <w:autoSpaceDE w:val="0"/>
-        <w:autoSpaceDN w:val="0"/>
-        <w:adjustRightInd w:val="0"/>
-        <w:spacing w:after="0" w:line="240" w:lineRule="auto"/>
-        <w:rPr>
-          <w:rFonts w:ascii="CIDFont+F2" w:hAnsi="CIDFont+F2" w:cs="CIDFont+F2"/>
-          <w:b/>
-          <w:bCs/>
-        </w:rPr>
-      </w:pPr>
-    </w:p>
-    <w:p>
-      <w:pPr>
-        <w:autoSpaceDE w:val="0"/>
-        <w:autoSpaceDN w:val="0"/>
-        <w:adjustRightInd w:val="0"/>
-        <w:spacing w:after="0" w:line="240" w:lineRule="auto"/>
-        <w:rPr>
-          <w:rFonts w:ascii="CIDFont+F2" w:hAnsi="CIDFont+F2" w:cs="CIDFont+F2"/>
-          <w:b/>
-          <w:bCs/>
-        </w:rPr>
-      </w:pPr>
-      <w:proofErr w:type="spellStart"/>
-      <w:r>
-        <w:rPr>
-          <w:rFonts w:ascii="CIDFont+F2" w:hAnsi="CIDFont+F2" w:cs="CIDFont+F2"/>
-          <w:b/>
-          <w:bCs/>
-        </w:rPr>
-        <w:t>System.out.println</w:t>
-      </w:r>
-      <w:proofErr w:type="spellEnd"/>
-      <w:r>
-        <w:rPr>
-          <w:rFonts w:ascii="CIDFont+F2" w:hAnsi="CIDFont+F2" w:cs="CIDFont+F2"/>
-          <w:b/>
-          <w:bCs/>
-        </w:rPr>
-        <w:t xml:space="preserve"> (“Introduce un número”);</w:t>
-      </w:r>
-    </w:p>
-    <w:p>
-      <w:pPr>
-        <w:autoSpaceDE w:val="0"/>
-        <w:autoSpaceDN w:val="0"/>
-        <w:adjustRightInd w:val="0"/>
-        <w:spacing w:after="0" w:line="240" w:lineRule="auto"/>
-        <w:rPr>
-          <w:rFonts w:ascii="CIDFont+F2" w:hAnsi="CIDFont+F2" w:cs="CIDFont+F2"/>
-          <w:b/>
-          <w:bCs/>
-        </w:rPr>
-      </w:pPr>
-    </w:p>
-    <w:p>
-      <w:pPr>
-        <w:autoSpaceDE w:val="0"/>
-        <w:autoSpaceDN w:val="0"/>
-        <w:adjustRightInd w:val="0"/>
-        <w:spacing w:after="0" w:line="240" w:lineRule="auto"/>
-        <w:rPr>
-          <w:rFonts w:ascii="CIDFont+F2" w:hAnsi="CIDFont+F2" w:cs="CIDFont+F2"/>
-          <w:b/>
-          <w:bCs/>
-        </w:rPr>
-      </w:pPr>
-      <w:proofErr w:type="spellStart"/>
-      <w:r>
-        <w:rPr>
-          <w:rFonts w:ascii="CIDFont+F2" w:hAnsi="CIDFont+F2" w:cs="CIDFont+F2"/>
-          <w:b/>
-          <w:bCs/>
-        </w:rPr>
-        <w:t>Int</w:t>
-      </w:r>
-      <w:proofErr w:type="spellEnd"/>
-      <w:r>
-        <w:rPr>
-          <w:rFonts w:ascii="CIDFont+F2" w:hAnsi="CIDFont+F2" w:cs="CIDFont+F2"/>
-          <w:b/>
-          <w:bCs/>
-        </w:rPr>
-        <w:t xml:space="preserve"> numero = </w:t>
-      </w:r>
-      <w:proofErr w:type="spellStart"/>
-      <w:r>
-        <w:rPr>
-          <w:rFonts w:ascii="CIDFont+F2" w:hAnsi="CIDFont+F2" w:cs="CIDFont+F2"/>
-          <w:b/>
-          <w:bCs/>
-        </w:rPr>
-        <w:t>teclado.nextInt</w:t>
-      </w:r>
-      <w:proofErr w:type="spellEnd"/>
-      <w:r>
-        <w:rPr>
-          <w:rFonts w:ascii="CIDFont+F2" w:hAnsi="CIDFont+F2" w:cs="CIDFont+F2"/>
-          <w:b/>
-          <w:bCs/>
-        </w:rPr>
-        <w:t>();</w:t>
-      </w:r>
-    </w:p>
-    <w:p>
-      <w:pPr>
-        <w:autoSpaceDE w:val="0"/>
-        <w:autoSpaceDN w:val="0"/>
-        <w:adjustRightInd w:val="0"/>
-        <w:spacing w:after="0" w:line="240" w:lineRule="auto"/>
-        <w:rPr>
-          <w:rFonts w:ascii="CIDFont+F2" w:hAnsi="CIDFont+F2" w:cs="CIDFont+F2"/>
-          <w:b/>
-          <w:bCs/>
-        </w:rPr>
-      </w:pPr>
-    </w:p>
-    <w:p>
-      <w:pPr>
-        <w:autoSpaceDE w:val="0"/>
-        <w:autoSpaceDN w:val="0"/>
-        <w:adjustRightInd w:val="0"/>
-        <w:spacing w:after="0" w:line="240" w:lineRule="auto"/>
-        <w:rPr>
-          <w:rFonts w:ascii="CIDFont+F2" w:hAnsi="CIDFont+F2" w:cs="CIDFont+F2"/>
-          <w:b/>
-          <w:bCs/>
-        </w:rPr>
-      </w:pPr>
-      <w:proofErr w:type="spellStart"/>
-      <w:r>
-        <w:rPr>
-          <w:rFonts w:ascii="CIDFont+F2" w:hAnsi="CIDFont+F2" w:cs="CIDFont+F2"/>
-          <w:b/>
-          <w:bCs/>
-        </w:rPr>
-        <w:t>Double</w:t>
-      </w:r>
-      <w:proofErr w:type="spellEnd"/>
-      <w:r>
-        <w:rPr>
-          <w:rFonts w:ascii="CIDFont+F2" w:hAnsi="CIDFont+F2" w:cs="CIDFont+F2"/>
-          <w:b/>
-          <w:bCs/>
-        </w:rPr>
-        <w:t xml:space="preserve"> total = numero * 10;</w:t>
-      </w:r>
-    </w:p>
-    <w:p>
-      <w:pPr>
-        <w:autoSpaceDE w:val="0"/>
-        <w:autoSpaceDN w:val="0"/>
-        <w:adjustRightInd w:val="0"/>
-        <w:spacing w:after="0" w:line="240" w:lineRule="auto"/>
-        <w:rPr>
-          <w:rFonts w:ascii="CIDFont+F2" w:hAnsi="CIDFont+F2" w:cs="CIDFont+F2"/>
-          <w:b/>
-          <w:bCs/>
-        </w:rPr>
-      </w:pPr>
-    </w:p>
-    <w:p>
-      <w:pPr>
-        <w:autoSpaceDE w:val="0"/>
-        <w:autoSpaceDN w:val="0"/>
-        <w:adjustRightInd w:val="0"/>
-        <w:spacing w:after="0" w:line="240" w:lineRule="auto"/>
-        <w:rPr>
-          <w:rFonts w:ascii="CIDFont+F2" w:hAnsi="CIDFont+F2" w:cs="CIDFont+F2"/>
-          <w:b/>
-          <w:bCs/>
-        </w:rPr>
-      </w:pPr>
-    </w:p>
-    <w:p>
-      <w:pPr>
-        <w:autoSpaceDE w:val="0"/>
-        <w:autoSpaceDN w:val="0"/>
-        <w:adjustRightInd w:val="0"/>
-        <w:spacing w:after="0" w:line="240" w:lineRule="auto"/>
-        <w:rPr>
-          <w:rFonts w:ascii="CIDFont+F2" w:hAnsi="CIDFont+F2" w:cs="CIDFont+F2"/>
-          <w:b/>
-          <w:bCs/>
-        </w:rPr>
-      </w:pPr>
-      <w:proofErr w:type="spellStart"/>
-      <w:r>
-        <w:rPr>
-          <w:rFonts w:ascii="CIDFont+F2" w:hAnsi="CIDFont+F2" w:cs="CIDFont+F2"/>
-          <w:b/>
-          <w:bCs/>
-        </w:rPr>
-        <w:t>System.out.println</w:t>
-      </w:r>
-      <w:proofErr w:type="spellEnd"/>
-      <w:r>
-        <w:rPr>
-          <w:rFonts w:ascii="CIDFont+F2" w:hAnsi="CIDFont+F2" w:cs="CIDFont+F2"/>
-          <w:b/>
-          <w:bCs/>
-        </w:rPr>
-        <w:t xml:space="preserve"> (</w:t>
-      </w:r>
-      <w:r>
-        <w:rPr>
-          <w:rFonts w:ascii="CIDFont+F2" w:hAnsi="CIDFont+F2" w:cs="CIDFont+F2"/>
-          <w:b/>
-          <w:bCs/>
-        </w:rPr>
-        <w:t>total</w:t>
-      </w:r>
-      <w:r>
-        <w:rPr>
-          <w:rFonts w:ascii="CIDFont+F2" w:hAnsi="CIDFont+F2" w:cs="CIDFont+F2"/>
-          <w:b/>
-          <w:bCs/>
-        </w:rPr>
-        <w:t>);</w:t>
+      <w:r>
+        <w:rPr>
+          <w:rFonts w:ascii="CIDFont+F2" w:hAnsi="CIDFont+F2" w:cs="CIDFont+F2"/>
+          <w:b/>
+          <w:bCs/>
+        </w:rPr>
+        <w:t>public static void main (String[]) args {</w:t>
+      </w:r>
+    </w:p>
+    <w:p>
+      <w:pPr>
+        <w:autoSpaceDE w:val="0"/>
+        <w:autoSpaceDN w:val="0"/>
+        <w:adjustRightInd w:val="0"/>
+        <w:spacing w:after="0" w:line="240" w:lineRule="auto"/>
+        <w:rPr>
+          <w:rFonts w:ascii="CIDFont+F2" w:hAnsi="CIDFont+F2" w:cs="CIDFont+F2"/>
+          <w:b/>
+          <w:bCs/>
+        </w:rPr>
+      </w:pPr>
+    </w:p>
+    <w:p>
+      <w:pPr>
+        <w:autoSpaceDE w:val="0"/>
+        <w:autoSpaceDN w:val="0"/>
+        <w:adjustRightInd w:val="0"/>
+        <w:spacing w:after="0" w:line="240" w:lineRule="auto"/>
+        <w:rPr>
+          <w:rFonts w:ascii="CIDFont+F2" w:hAnsi="CIDFont+F2" w:cs="CIDFont+F2"/>
+          <w:b/>
+          <w:bCs/>
+        </w:rPr>
+      </w:pPr>
+      <w:r>
+        <w:rPr>
+          <w:rFonts w:ascii="CIDFont+F2" w:hAnsi="CIDFont+F2" w:cs="CIDFont+F2"/>
+          <w:b/>
+          <w:bCs/>
+        </w:rPr>
+        <w:t>s</w:t>
+      </w:r>
+      <w:r>
+        <w:rPr>
+          <w:rFonts w:ascii="CIDFont+F2" w:hAnsi="CIDFont+F2" w:cs="CIDFont+F2"/>
+          <w:b/>
+          <w:bCs/>
+        </w:rPr>
+        <w:t>canner teclado = new Scanner (System.in);</w:t>
+      </w:r>
+    </w:p>
+    <w:p>
+      <w:pPr>
+        <w:autoSpaceDE w:val="0"/>
+        <w:autoSpaceDN w:val="0"/>
+        <w:adjustRightInd w:val="0"/>
+        <w:spacing w:after="0" w:line="240" w:lineRule="auto"/>
+        <w:rPr>
+          <w:rFonts w:ascii="CIDFont+F2" w:hAnsi="CIDFont+F2" w:cs="CIDFont+F2"/>
+          <w:b/>
+          <w:bCs/>
+        </w:rPr>
+      </w:pPr>
+    </w:p>
+    <w:p>
+      <w:pPr>
+        <w:autoSpaceDE w:val="0"/>
+        <w:autoSpaceDN w:val="0"/>
+        <w:adjustRightInd w:val="0"/>
+        <w:spacing w:after="0" w:line="240" w:lineRule="auto"/>
+        <w:rPr>
+          <w:rFonts w:ascii="CIDFont+F2" w:hAnsi="CIDFont+F2" w:cs="CIDFont+F2"/>
+          <w:b/>
+          <w:bCs/>
+        </w:rPr>
+      </w:pPr>
+      <w:r>
+        <w:rPr>
+          <w:rFonts w:ascii="CIDFont+F2" w:hAnsi="CIDFont+F2" w:cs="CIDFont+F2"/>
+          <w:b/>
+          <w:bCs/>
+        </w:rPr>
+        <w:t>s</w:t>
+      </w:r>
+      <w:r>
+        <w:rPr>
+          <w:rFonts w:ascii="CIDFont+F2" w:hAnsi="CIDFont+F2" w:cs="CIDFont+F2"/>
+          <w:b/>
+          <w:bCs/>
+        </w:rPr>
+        <w:t>ystem.out.println (“Introduce un número”);</w:t>
+      </w:r>
+    </w:p>
+    <w:p>
+      <w:pPr>
+        <w:autoSpaceDE w:val="0"/>
+        <w:autoSpaceDN w:val="0"/>
+        <w:adjustRightInd w:val="0"/>
+        <w:spacing w:after="0" w:line="240" w:lineRule="auto"/>
+        <w:rPr>
+          <w:rFonts w:ascii="CIDFont+F2" w:hAnsi="CIDFont+F2" w:cs="CIDFont+F2"/>
+          <w:b/>
+          <w:bCs/>
+        </w:rPr>
+      </w:pPr>
+    </w:p>
+    <w:p>
+      <w:pPr>
+        <w:autoSpaceDE w:val="0"/>
+        <w:autoSpaceDN w:val="0"/>
+        <w:adjustRightInd w:val="0"/>
+        <w:spacing w:after="0" w:line="240" w:lineRule="auto"/>
+        <w:rPr>
+          <w:rFonts w:ascii="CIDFont+F2" w:hAnsi="CIDFont+F2" w:cs="CIDFont+F2"/>
+          <w:b/>
+          <w:bCs/>
+        </w:rPr>
+      </w:pPr>
+      <w:r>
+        <w:rPr>
+          <w:rFonts w:ascii="CIDFont+F2" w:hAnsi="CIDFont+F2" w:cs="CIDFont+F2"/>
+          <w:b/>
+          <w:bCs/>
+        </w:rPr>
+        <w:t>i</w:t>
+      </w:r>
+      <w:r>
+        <w:rPr>
+          <w:rFonts w:ascii="CIDFont+F2" w:hAnsi="CIDFont+F2" w:cs="CIDFont+F2"/>
+          <w:b/>
+          <w:bCs/>
+        </w:rPr>
+        <w:t>nt numero = teclado.nextInt();</w:t>
+      </w:r>
+    </w:p>
+    <w:p>
+      <w:pPr>
+        <w:autoSpaceDE w:val="0"/>
+        <w:autoSpaceDN w:val="0"/>
+        <w:adjustRightInd w:val="0"/>
+        <w:spacing w:after="0" w:line="240" w:lineRule="auto"/>
+        <w:rPr>
+          <w:rFonts w:ascii="CIDFont+F2" w:hAnsi="CIDFont+F2" w:cs="CIDFont+F2"/>
+          <w:b/>
+          <w:bCs/>
+        </w:rPr>
+      </w:pPr>
+    </w:p>
+    <w:p>
+      <w:pPr>
+        <w:autoSpaceDE w:val="0"/>
+        <w:autoSpaceDN w:val="0"/>
+        <w:adjustRightInd w:val="0"/>
+        <w:spacing w:after="0" w:line="240" w:lineRule="auto"/>
+        <w:rPr>
+          <w:rFonts w:ascii="CIDFont+F2" w:hAnsi="CIDFont+F2" w:cs="CIDFont+F2"/>
+          <w:b/>
+          <w:bCs/>
+        </w:rPr>
+      </w:pPr>
+      <w:r>
+        <w:rPr>
+          <w:rFonts w:ascii="CIDFont+F2" w:hAnsi="CIDFont+F2" w:cs="CIDFont+F2"/>
+          <w:b/>
+          <w:bCs/>
+        </w:rPr>
+        <w:t>d</w:t>
+      </w:r>
+      <w:r>
+        <w:rPr>
+          <w:rFonts w:ascii="CIDFont+F2" w:hAnsi="CIDFont+F2" w:cs="CIDFont+F2"/>
+          <w:b/>
+          <w:bCs/>
+        </w:rPr>
+        <w:t>ouble total = numero * 10;</w:t>
+      </w:r>
+    </w:p>
+    <w:p>
+      <w:pPr>
+        <w:autoSpaceDE w:val="0"/>
+        <w:autoSpaceDN w:val="0"/>
+        <w:adjustRightInd w:val="0"/>
+        <w:spacing w:after="0" w:line="240" w:lineRule="auto"/>
+        <w:rPr>
+          <w:rFonts w:ascii="CIDFont+F2" w:hAnsi="CIDFont+F2" w:cs="CIDFont+F2"/>
+          <w:b/>
+          <w:bCs/>
+        </w:rPr>
+      </w:pPr>
+    </w:p>
+    <w:p>
+      <w:pPr>
+        <w:autoSpaceDE w:val="0"/>
+        <w:autoSpaceDN w:val="0"/>
+        <w:adjustRightInd w:val="0"/>
+        <w:spacing w:after="0" w:line="240" w:lineRule="auto"/>
+        <w:rPr>
+          <w:rFonts w:ascii="CIDFont+F2" w:hAnsi="CIDFont+F2" w:cs="CIDFont+F2"/>
+          <w:b/>
+          <w:bCs/>
+        </w:rPr>
+      </w:pPr>
+    </w:p>
+    <w:p>
+      <w:pPr>
+        <w:autoSpaceDE w:val="0"/>
+        <w:autoSpaceDN w:val="0"/>
+        <w:adjustRightInd w:val="0"/>
+        <w:spacing w:after="0" w:line="240" w:lineRule="auto"/>
+        <w:rPr>
+          <w:rFonts w:ascii="CIDFont+F2" w:hAnsi="CIDFont+F2" w:cs="CIDFont+F2"/>
+          <w:b/>
+          <w:bCs/>
+        </w:rPr>
+      </w:pPr>
+      <w:r>
+        <w:rPr>
+          <w:rFonts w:ascii="CIDFont+F2" w:hAnsi="CIDFont+F2" w:cs="CIDFont+F2"/>
+          <w:b/>
+          <w:bCs/>
+        </w:rPr>
+        <w:t>s</w:t>
+      </w:r>
+      <w:r>
+        <w:rPr>
+          <w:rFonts w:ascii="CIDFont+F2" w:hAnsi="CIDFont+F2" w:cs="CIDFont+F2"/>
+          <w:b/>
+          <w:bCs/>
+        </w:rPr>
+        <w:t>ystem.out.println (total);</w:t>
       </w:r>
     </w:p>
     <w:p>
@@ -2766,7 +2234,17 @@
     <w:p>
       <w:r>
         <w:lastRenderedPageBreak/>
-        <w:t>Se repite 10 veces hasta que i llegue a 10</w:t>
+        <w:t>Se repite 10 veces hasta que</w:t>
+      </w:r>
+      <w:r>
+        <w:rPr>
+          <w:b/>
+          <w:bCs/>
+        </w:rPr>
+        <w:t xml:space="preserve"> i</w:t>
+      </w:r>
+      <w:r>
+        <w:t xml:space="preserve"> llegue a 10</w:t>
       </w:r>
     </w:p>
     <w:sectPr>
